--- a/obsidian-history-vault-master/03 writing/documents/Drafts/JWSR/submission_JWSR_25022023_DOCX.docx
+++ b/obsidian-history-vault-master/03 writing/documents/Drafts/JWSR/submission_JWSR_25022023_DOCX.docx
@@ -1,6 +1,6 @@
 
 <file path=word/document.xml><?xml version="1.0" encoding="utf-8"?>
-<w:document xmlns:wpc="http://schemas.microsoft.com/office/word/2010/wordprocessingCanvas" xmlns:cx="http://schemas.microsoft.com/office/drawing/2014/chartex" xmlns:cx1="http://schemas.microsoft.com/office/drawing/2015/9/8/chartex" xmlns:cx2="http://schemas.microsoft.com/office/drawing/2015/10/21/chartex" xmlns:cx3="http://schemas.microsoft.com/office/drawing/2016/5/9/chartex" xmlns:cx4="http://schemas.microsoft.com/office/drawing/2016/5/10/chartex" xmlns:cx5="http://schemas.microsoft.com/office/drawing/2016/5/11/chartex" xmlns:cx6="http://schemas.microsoft.com/office/drawing/2016/5/12/chartex" xmlns:cx7="http://schemas.microsoft.com/office/drawing/2016/5/13/chartex" xmlns:cx8="http://schemas.microsoft.com/office/drawing/2016/5/14/chartex" xmlns:mc="http://schemas.openxmlformats.org/markup-compatibility/2006" xmlns:aink="http://schemas.microsoft.com/office/drawing/2016/ink" xmlns:am3d="http://schemas.microsoft.com/office/drawing/2017/model3d" xmlns:o="urn:schemas-microsoft-com:office:office" xmlns:r="http://schemas.openxmlformats.org/officeDocument/2006/relationships" xmlns:m="http://schemas.openxmlformats.org/officeDocument/2006/math" xmlns:v="urn:schemas-microsoft-com:vml" xmlns:wp14="http://schemas.microsoft.com/office/word/2010/wordprocessingDrawing" xmlns:wp="http://schemas.openxmlformats.org/drawingml/2006/wordprocessingDrawing" xmlns:w10="urn:schemas-microsoft-com:office:word" xmlns:w="http://schemas.openxmlformats.org/wordprocessingml/2006/main" xmlns:w14="http://schemas.microsoft.com/office/word/2010/wordml" xmlns:w15="http://schemas.microsoft.com/office/word/2012/wordml" xmlns:w16cex="http://schemas.microsoft.com/office/word/2018/wordml/cex" xmlns:w16cid="http://schemas.microsoft.com/office/word/2016/wordml/cid" xmlns:w16="http://schemas.microsoft.com/office/word/2018/wordml" xmlns:w16sdtdh="http://schemas.microsoft.com/office/word/2020/wordml/sdtdatahash" xmlns:w16se="http://schemas.microsoft.com/office/word/2015/wordml/symex" xmlns:wpg="http://schemas.microsoft.com/office/word/2010/wordprocessingGroup" xmlns:wpi="http://schemas.microsoft.com/office/word/2010/wordprocessingInk" xmlns:wne="http://schemas.microsoft.com/office/word/2006/wordml" xmlns:wps="http://schemas.microsoft.com/office/word/2010/wordprocessingShape" mc:Ignorable="w14 w15 w16se w16cid w16 w16cex w16sdtdh wp14">
+<w:document xmlns:wpc="http://schemas.microsoft.com/office/word/2010/wordprocessingCanvas" xmlns:cx="http://schemas.microsoft.com/office/drawing/2014/chartex" xmlns:cx1="http://schemas.microsoft.com/office/drawing/2015/9/8/chartex" xmlns:cx2="http://schemas.microsoft.com/office/drawing/2015/10/21/chartex" xmlns:cx3="http://schemas.microsoft.com/office/drawing/2016/5/9/chartex" xmlns:cx4="http://schemas.microsoft.com/office/drawing/2016/5/10/chartex" xmlns:cx5="http://schemas.microsoft.com/office/drawing/2016/5/11/chartex" xmlns:cx6="http://schemas.microsoft.com/office/drawing/2016/5/12/chartex" xmlns:cx7="http://schemas.microsoft.com/office/drawing/2016/5/13/chartex" xmlns:cx8="http://schemas.microsoft.com/office/drawing/2016/5/14/chartex" xmlns:mc="http://schemas.openxmlformats.org/markup-compatibility/2006" xmlns:aink="http://schemas.microsoft.com/office/drawing/2016/ink" xmlns:am3d="http://schemas.microsoft.com/office/drawing/2017/model3d" xmlns:o="urn:schemas-microsoft-com:office:office" xmlns:oel="http://schemas.microsoft.com/office/2019/extlst" xmlns:r="http://schemas.openxmlformats.org/officeDocument/2006/relationships" xmlns:m="http://schemas.openxmlformats.org/officeDocument/2006/math" xmlns:v="urn:schemas-microsoft-com:vml" xmlns:wp14="http://schemas.microsoft.com/office/word/2010/wordprocessingDrawing" xmlns:wp="http://schemas.openxmlformats.org/drawingml/2006/wordprocessingDrawing" xmlns:w10="urn:schemas-microsoft-com:office:word" xmlns:w="http://schemas.openxmlformats.org/wordprocessingml/2006/main" xmlns:w14="http://schemas.microsoft.com/office/word/2010/wordml" xmlns:w15="http://schemas.microsoft.com/office/word/2012/wordml" xmlns:w16cex="http://schemas.microsoft.com/office/word/2018/wordml/cex" xmlns:w16cid="http://schemas.microsoft.com/office/word/2016/wordml/cid" xmlns:w16="http://schemas.microsoft.com/office/word/2018/wordml" xmlns:w16sdtdh="http://schemas.microsoft.com/office/word/2020/wordml/sdtdatahash" xmlns:w16se="http://schemas.microsoft.com/office/word/2015/wordml/symex" xmlns:wpg="http://schemas.microsoft.com/office/word/2010/wordprocessingGroup" xmlns:wpi="http://schemas.microsoft.com/office/word/2010/wordprocessingInk" xmlns:wne="http://schemas.microsoft.com/office/word/2006/wordml" xmlns:wps="http://schemas.microsoft.com/office/word/2010/wordprocessingShape" mc:Ignorable="w14 w15 w16se w16cid w16 w16cex w16sdtdh wp14">
   <w:body>
     <w:p>
       <w:pPr>
@@ -600,124 +600,82 @@
         <w:rPr>
           <w:rStyle w:val="rynqvb"/>
         </w:rPr>
-        <w:t xml:space="preserve">The intensity and harshness of military repression applied against miners protests at the Peruvian central Andes, including the massacres of </w:t>
+        <w:t xml:space="preserve">The intensity and harshness of military repression applied against miners protests at the Peruvian central Andes, including the massacres of Malpaso (1930) and </w:t>
       </w:r>
       <w:proofErr w:type="spellStart"/>
       <w:r>
         <w:rPr>
           <w:rStyle w:val="rynqvb"/>
         </w:rPr>
-        <w:t>Malpaso</w:t>
+        <w:t>Cobriza</w:t>
       </w:r>
       <w:proofErr w:type="spellEnd"/>
       <w:r>
         <w:rPr>
           <w:rStyle w:val="rynqvb"/>
         </w:rPr>
-        <w:t xml:space="preserve"> (1930) and </w:t>
+        <w:t xml:space="preserve"> (1971), reveal the severity of mining struggles.</w:t>
+      </w:r>
+      <w:r>
+        <w:rPr>
+          <w:rStyle w:val="hwtze"/>
+        </w:rPr>
+        <w:t xml:space="preserve"> </w:t>
+      </w:r>
+      <w:r>
+        <w:rPr>
+          <w:rStyle w:val="rynqvb"/>
+        </w:rPr>
+        <w:t>The radicalization of mining workers’ protests converges with the formation of a vanguard of Peruvian proletariat in open confrontation with the imperialist U.S. mining bourgeoisie.</w:t>
+      </w:r>
+      <w:r>
+        <w:t xml:space="preserve"> </w:t>
+      </w:r>
+    </w:p>
+    <w:p>
+      <w:pPr>
+        <w:rPr>
+          <w:rStyle w:val="rynqvb"/>
+        </w:rPr>
+      </w:pPr>
+      <w:r>
+        <w:rPr>
+          <w:rStyle w:val="rynqvb"/>
+        </w:rPr>
+        <w:t xml:space="preserve">The magnitude of state violence against mining workers struggles ordered by the former Peruvian president Alan García in the final years of his first term imply the militarization of mines and the assassination and imprisonment of a whole </w:t>
+      </w:r>
+      <w:r>
+        <w:rPr>
+          <w:rStyle w:val="rynqvb"/>
+        </w:rPr>
+        <w:t>generation</w:t>
+      </w:r>
+      <w:r>
+        <w:rPr>
+          <w:rStyle w:val="rynqvb"/>
+        </w:rPr>
+        <w:t xml:space="preserve"> of miner’s leaderships. In 1989, Saul Cantoral, leader of the national workers mining federation “</w:t>
       </w:r>
       <w:proofErr w:type="spellStart"/>
       <w:r>
         <w:rPr>
           <w:rStyle w:val="rynqvb"/>
         </w:rPr>
-        <w:t>Cobriza</w:t>
+        <w:t>Federación</w:t>
       </w:r>
       <w:proofErr w:type="spellEnd"/>
       <w:r>
         <w:rPr>
           <w:rStyle w:val="rynqvb"/>
         </w:rPr>
-        <w:t xml:space="preserve"> (1971), reveal the severity of mining struggles.</w:t>
-      </w:r>
-      <w:r>
-        <w:rPr>
-          <w:rStyle w:val="hwtze"/>
-        </w:rPr>
         <w:t xml:space="preserve"> </w:t>
       </w:r>
       <w:r>
         <w:rPr>
           <w:rStyle w:val="rynqvb"/>
         </w:rPr>
-        <w:t>The radicalization of mining workers’ protests converges with the formation of a vanguard of Peruvian proletariat in open confrontation with the imperialist U.S. mining bourgeoisie.</w:t>
-      </w:r>
-      <w:r>
-        <w:t xml:space="preserve"> </w:t>
-      </w:r>
-    </w:p>
-    <w:p>
-      <w:pPr>
-        <w:rPr>
-          <w:rStyle w:val="rynqvb"/>
-        </w:rPr>
-      </w:pPr>
-      <w:r>
-        <w:rPr>
-          <w:rStyle w:val="rynqvb"/>
-        </w:rPr>
-        <w:t xml:space="preserve">The magnitude of state violence against mining workers struggles ordered by the former Peruvian president Alan García in the final years of his first term imply the militarization of mines and the assassination and imprisonment of a whole </w:t>
-      </w:r>
-      <w:r>
-        <w:rPr>
-          <w:rStyle w:val="rynqvb"/>
-        </w:rPr>
-        <w:t>generation</w:t>
-      </w:r>
-      <w:r>
-        <w:rPr>
-          <w:rStyle w:val="rynqvb"/>
-        </w:rPr>
-        <w:t xml:space="preserve"> of miner’s leaderships. In 1989, Saul </w:t>
-      </w:r>
-      <w:proofErr w:type="spellStart"/>
-      <w:r>
-        <w:rPr>
-          <w:rStyle w:val="rynqvb"/>
-        </w:rPr>
-        <w:t>Cantoral</w:t>
-      </w:r>
-      <w:proofErr w:type="spellEnd"/>
-      <w:r>
-        <w:rPr>
-          <w:rStyle w:val="rynqvb"/>
-        </w:rPr>
-        <w:t>, leader of the national workers mining federation “</w:t>
-      </w:r>
-      <w:proofErr w:type="spellStart"/>
-      <w:r>
-        <w:rPr>
-          <w:rStyle w:val="rynqvb"/>
-        </w:rPr>
-        <w:t>Federación</w:t>
-      </w:r>
-      <w:proofErr w:type="spellEnd"/>
-      <w:r>
-        <w:rPr>
-          <w:rStyle w:val="rynqvb"/>
-        </w:rPr>
-        <w:t xml:space="preserve"> </w:t>
-      </w:r>
-      <w:r>
-        <w:rPr>
-          <w:rStyle w:val="rynqvb"/>
-        </w:rPr>
         <w:lastRenderedPageBreak/>
-        <w:t xml:space="preserve">Nacional de </w:t>
-      </w:r>
-      <w:proofErr w:type="spellStart"/>
-      <w:r>
-        <w:rPr>
-          <w:rStyle w:val="rynqvb"/>
-        </w:rPr>
-        <w:t>Mineros</w:t>
-      </w:r>
-      <w:proofErr w:type="spellEnd"/>
-      <w:r>
-        <w:rPr>
-          <w:rStyle w:val="rynqvb"/>
-        </w:rPr>
-        <w:t xml:space="preserve"> </w:t>
+        <w:t xml:space="preserve">Nacional de Mineros </w:t>
       </w:r>
       <w:proofErr w:type="spellStart"/>
       <w:r>
@@ -835,23 +793,7 @@
     </w:p>
     <w:p>
       <w:r>
-        <w:t xml:space="preserve">Around ten million of indigenous peoples survived the destruction of their old civilizations during conquest, the world didn't fit anymore in their consciousness. But in their consciousness survives a myth or a myth still makes sense in their consciousness, it is the myth of the new indigenous, of the </w:t>
-      </w:r>
-      <w:proofErr w:type="spellStart"/>
-      <w:r>
-        <w:t>Yawar</w:t>
-      </w:r>
-      <w:proofErr w:type="spellEnd"/>
-      <w:r>
-        <w:t xml:space="preserve">-Inti (Blood Sun) and the resurgence of the indigenous world by a revolutionary vendetta. In opposition to </w:t>
-      </w:r>
-      <w:proofErr w:type="spellStart"/>
-      <w:r>
-        <w:t>Arboleda’s</w:t>
-      </w:r>
-      <w:proofErr w:type="spellEnd"/>
-      <w:r>
-        <w:t xml:space="preserve"> </w:t>
+        <w:t xml:space="preserve">Around ten million of indigenous peoples survived the destruction of their old civilizations during conquest, the world didn't fit anymore in their consciousness. But in their consciousness survives a myth or a myth still makes sense in their consciousness, it is the myth of the new indigenous, of the Yawar-Inti (Blood Sun) and the resurgence of the indigenous world by a revolutionary vendetta. In opposition to Arboleda’s </w:t>
       </w:r>
       <w:r>
         <w:fldChar w:fldCharType="begin"/>
@@ -874,15 +816,7 @@
     </w:p>
     <w:p>
       <w:r>
-        <w:t xml:space="preserve">Martín </w:t>
-      </w:r>
-      <w:proofErr w:type="spellStart"/>
-      <w:r>
-        <w:t>Arboleda</w:t>
-      </w:r>
-      <w:proofErr w:type="spellEnd"/>
-      <w:r>
-        <w:t xml:space="preserve"> states:</w:t>
+        <w:t>Martín Arboleda states:</w:t>
       </w:r>
     </w:p>
     <w:p>
@@ -952,62 +886,54 @@
     <w:p>
       <w:r>
         <w:lastRenderedPageBreak/>
-        <w:t xml:space="preserve">For </w:t>
+        <w:t xml:space="preserve">For Arboleda (2020) as for Bolívar Echevarria, the indigenous people couldn't understand the antagonism between them and the Spaniards. Their cosmology, they believe, didn't allow the indigenous to realize that they were being killed by a collective external and antagonist to their life or “collective self”. We need definitely to understand that Bolívar Echevarria should have ideologically omitted the work of the Peruvian anthropologist Luis E. Valcárcel, not to force an approximation to the work of José Carlos Mariátegui who found an already in movement indigenous revolutionary subject when they were going to work in their politization, at the beginnings of the twentieth century. Fortunately, the work of Alberto Flores Galindo </w:t>
+      </w:r>
+      <w:r>
+        <w:fldChar w:fldCharType="begin"/>
+      </w:r>
+      <w:r>
+        <w:instrText xml:space="preserve"> ADDIN ZOTERO_ITEM CSL_CITATION {"citationID":"pMVTgTy9","properties":{"formattedCitation":"(2010)","plainCitation":"(2010)","noteIndex":0},"citationItems":[{"id":9923,"uris":["http://zotero.org/users/4081719/items/56J28EUE"],"itemData":{"id":9923,"type":"book","abstract":"\"In Search of the Inca examines how people in the Andean region have invoked the Incas to question and rethink colonialism and injustice, from the time of the Spanish conquest in the sixteenth century until the late twentieth century. It stresses the recurrence of the \"Andean utopia,\" that is, the idealization of the precolonial past as an era of harmony, justice, and prosperity and the foundation for political and social agendas for the future. In this award-winning work, Alberto Flores Galindo highlights how different groups imagined the pre-Hispanic world as a model for a new society. These included those conquered by the Spanish in the sixteenth century but also rebels in the colonial and modern era and a heterogeneous group of intellectuals and dissenters. This sweeping and accessible history of the Andes over the last five hundred years offers important reflections on and grounds for comparison of memory, utopianism, and resistance\"-- Provided by publisher.","collection-title":"New approaches to the Americas.","event-place":"New York","publisher":"Cambridge University Press","publisher-place":"New York","title":"In search of an Inca : identity and utopia in the Andes","author":[{"family":"Flores Galindo","given":"Alberto."}],"editor":[{"family":"Aguirre","given":"Carlos"},{"family":"Walker","given":"Charles F."},{"family":"Hiatt","given":"Willie."}],"issued":{"date-parts":[["2010"]]},"citation-key":"floresgalindoSearchIncaIdentity2010"},"label":"page","suppress-author":true}],"schema":"https://github.com/citation-style-language/schema/raw/master/csl-citation.json"} </w:instrText>
+      </w:r>
+      <w:r>
+        <w:fldChar w:fldCharType="separate"/>
+      </w:r>
+      <w:r>
+        <w:t>(2010)</w:t>
+      </w:r>
+      <w:r>
+        <w:fldChar w:fldCharType="end"/>
+      </w:r>
+      <w:r>
+        <w:t>, made justice to this issue tracing the myth of Yawar-Inti in emblematic indigenous and popular struggles of Peru’s history.</w:t>
+      </w:r>
+    </w:p>
+    <w:p>
+      <w:r>
+        <w:t>As the new indigenous and cholo intellectuals create the prophets of this myth, indigenous socialism forged at the beginnings of the XX century as the convergence of the "cholo group" with the indigenous peasantry already organizing themselves for indigenous revolution. The work of Mariátegui, Mayer and Valcárcel in the organization and creation of indigenous socialism, found an indigenous reemergence myth already in operation. The revolution realizes as a vendetta for the new indigenous, their remnants, their sons and grandsons. Revolution as a movement was already in operation in the Andes when the Amautas headed by José Carlos Mariátegui initiate their work.  As he wrote in the prologue of “</w:t>
       </w:r>
       <w:proofErr w:type="spellStart"/>
       <w:r>
-        <w:t>Arboleda</w:t>
+        <w:t>Tempestad</w:t>
       </w:r>
       <w:proofErr w:type="spellEnd"/>
       <w:r>
-        <w:t xml:space="preserve"> (2020) as for Bolívar Echevarria, the indigenous people couldn't understand the antagonism between them and the Spaniards. Their cosmology, they believe, didn't allow the indigenous to realize that they were being killed by a collective external and antagonist to their life or “collective self”. We need definitely to understand that Bolívar Echevarria should have ideologically omitted the work of the Peruvian anthropologist Luis E. Valcárcel, not to force an approximation to the work of José Carlos Mariátegui who found an already in movement indigenous revolutionary subject when they were going to work in their politization, at the beginnings of the twentieth century. Fortunately, the work of Alberto Flores Galindo </w:t>
-      </w:r>
-      <w:r>
-        <w:fldChar w:fldCharType="begin"/>
-      </w:r>
-      <w:r>
-        <w:instrText xml:space="preserve"> ADDIN ZOTERO_ITEM CSL_CITATION {"citationID":"pMVTgTy9","properties":{"formattedCitation":"(2010)","plainCitation":"(2010)","noteIndex":0},"citationItems":[{"id":9923,"uris":["http://zotero.org/users/4081719/items/56J28EUE"],"itemData":{"id":9923,"type":"book","abstract":"\"In Search of the Inca examines how people in the Andean region have invoked the Incas to question and rethink colonialism and injustice, from the time of the Spanish conquest in the sixteenth century until the late twentieth century. It stresses the recurrence of the \"Andean utopia,\" that is, the idealization of the precolonial past as an era of harmony, justice, and prosperity and the foundation for political and social agendas for the future. In this award-winning work, Alberto Flores Galindo highlights how different groups imagined the pre-Hispanic world as a model for a new society. These included those conquered by the Spanish in the sixteenth century but also rebels in the colonial and modern era and a heterogeneous group of intellectuals and dissenters. This sweeping and accessible history of the Andes over the last five hundred years offers important reflections on and grounds for comparison of memory, utopianism, and resistance\"-- Provided by publisher.","collection-title":"New approaches to the Americas.","event-place":"New York","publisher":"Cambridge University Press","publisher-place":"New York","title":"In search of an Inca : identity and utopia in the Andes","author":[{"family":"Flores Galindo","given":"Alberto."}],"editor":[{"family":"Aguirre","given":"Carlos"},{"family":"Walker","given":"Charles F."},{"family":"Hiatt","given":"Willie."}],"issued":{"date-parts":[["2010"]]},"citation-key":"floresgalindoSearchIncaIdentity2010"},"label":"page","suppress-author":true}],"schema":"https://github.com/citation-style-language/schema/raw/master/csl-citation.json"} </w:instrText>
-      </w:r>
-      <w:r>
-        <w:fldChar w:fldCharType="separate"/>
-      </w:r>
-      <w:r>
-        <w:t>(2010)</w:t>
-      </w:r>
-      <w:r>
-        <w:fldChar w:fldCharType="end"/>
-      </w:r>
-      <w:r>
-        <w:t xml:space="preserve">, made justice to this issue tracing the myth of </w:t>
+        <w:t xml:space="preserve"> </w:t>
       </w:r>
       <w:proofErr w:type="spellStart"/>
       <w:r>
-        <w:t>Yawar</w:t>
+        <w:t>en</w:t>
       </w:r>
       <w:proofErr w:type="spellEnd"/>
       <w:r>
-        <w:t>-Inti in emblematic indigenous and popular struggles of Peru’s history.</w:t>
-      </w:r>
-    </w:p>
-    <w:p>
-      <w:r>
-        <w:t>As the new indigenous and cholo intellectuals create the prophets of this myth, indigenous socialism forged at the beginnings of the XX century as the convergence of the "cholo group" with the indigenous peasantry already organizing themselves for indigenous revolution. The work of Mariátegui, Mayer and Valcárcel in the organization and creation of indigenous socialism, found an indigenous reemergence myth already in operation. The revolution realizes as a vendetta for the new indigenous, their remnants, their sons and grandsons. Revolution as a movement was already in operation in the Andes when the Amautas headed by José Carlos Mariátegui initiate their work.  As he wrote in the prologue of “</w:t>
+        <w:t xml:space="preserve"> </w:t>
       </w:r>
       <w:proofErr w:type="spellStart"/>
       <w:r>
-        <w:t>Tempestad</w:t>
+        <w:t>los</w:t>
       </w:r>
       <w:proofErr w:type="spellEnd"/>
       <w:r>
-        <w:t xml:space="preserve"> </w:t>
-      </w:r>
-      <w:proofErr w:type="spellStart"/>
-      <w:r>
-        <w:t>en</w:t>
-      </w:r>
-      <w:proofErr w:type="spellEnd"/>
-      <w:r>
-        <w:t xml:space="preserve"> los Andes” de Valcárcel </w:t>
+        <w:t xml:space="preserve"> Andes” de Valcárcel </w:t>
       </w:r>
       <w:r>
         <w:fldChar w:fldCharType="begin"/>
@@ -1169,29 +1095,59 @@
     </w:p>
     <w:p>
       <w:r>
+        <w:rPr>
+          <w:highlight w:val="yellow"/>
+        </w:rPr>
         <w:t xml:space="preserve">As de la Cadena </w:t>
       </w:r>
-      <w:r>
+      <w:commentRangeStart w:id="1"/>
+      <w:r>
+        <w:rPr>
+          <w:highlight w:val="yellow"/>
+        </w:rPr>
         <w:fldChar w:fldCharType="begin"/>
       </w:r>
       <w:r>
+        <w:rPr>
+          <w:highlight w:val="yellow"/>
+        </w:rPr>
         <w:instrText xml:space="preserve"> ADDIN ZOTERO_ITEM CSL_CITATION {"citationID":"obYZu6BS","properties":{"formattedCitation":"(2005:18)","plainCitation":"(2005:18)","noteIndex":0},"citationItems":[{"id":9927,"uris":["http://zotero.org/users/4081719/items/EFVFTITK"],"itemData":{"id":9927,"type":"article-journal","abstract":"[Through a genealogical analysis of the terms mestizo and mestizaje, this article reveals that these voices are doubly hybrid. On the one hand they house an empirical hybridity, built upon eighteenth and nineteenth century racial taxonomies and according to which 'mestizos' are non-indigenous individuals, the result of biological or cultural mixtures. Yet, mestizos' genealogy starts earlier, when 'mixture' denoted transgression of the rule of faith, and its statutes of purity. Within this taxonomic regime mestizos could be, at the same time, indigenous. Apparently dominant, racial theories sustained by scientific knowledge mixed with, (rather than cancel) previous faith based racial taxonomies. 'Mestizo' thus houses a conceptual hybridity - the mixture of two classificatory regimes - which reveals subordinate alternatives for mestizo subject positions, including forms of indigeneity.]","archive":"JSTOR","container-title":"Journal of Latin American Studies","ISSN":"0022216X, 1469767X","issue":"2","note":"publisher: Cambridge University Press","page":"259-284","title":"Are \"Mestizos\" Hybrids? The Conceptual Politics of Andean Identities","URL":"http://www.jstor.org/stable/3875686","volume":"37","author":[{"family":"Cadena","given":"Marisol","non-dropping-particle":"de la"}],"accessed":{"date-parts":[["2022",11,24]]},"issued":{"date-parts":[["2005"]]},"citation-key":"delacadenaAreMestizosHybrids2005"},"locator":"18","label":"page","suppress-author":true}],"schema":"https://github.com/citation-style-language/schema/raw/master/csl-citation.json"} </w:instrText>
       </w:r>
       <w:r>
+        <w:rPr>
+          <w:highlight w:val="yellow"/>
+        </w:rPr>
         <w:fldChar w:fldCharType="separate"/>
       </w:r>
       <w:r>
+        <w:rPr>
+          <w:highlight w:val="yellow"/>
+        </w:rPr>
         <w:t>(2005:18)</w:t>
       </w:r>
       <w:r>
+        <w:rPr>
+          <w:highlight w:val="yellow"/>
+        </w:rPr>
         <w:fldChar w:fldCharType="end"/>
       </w:r>
-      <w:r>
+      <w:commentRangeEnd w:id="1"/>
+      <w:r>
+        <w:rPr>
+          <w:rStyle w:val="Refdecomentario"/>
+        </w:rPr>
+        <w:commentReference w:id="1"/>
+      </w:r>
+      <w:r>
+        <w:rPr>
+          <w:highlight w:val="yellow"/>
+        </w:rPr>
         <w:t xml:space="preserve"> emphasizes about the visionary work of José María Arguedas: </w:t>
       </w:r>
       <w:r>
         <w:rPr>
           <w:rStyle w:val="CitaCar"/>
+          <w:highlight w:val="yellow"/>
         </w:rPr>
         <w:t>“[u]</w:t>
       </w:r>
@@ -1199,6 +1155,7 @@
       <w:r>
         <w:rPr>
           <w:rStyle w:val="CitaCar"/>
+          <w:highlight w:val="yellow"/>
         </w:rPr>
         <w:t>ltimately</w:t>
       </w:r>
@@ -1206,6 +1163,7 @@
       <w:r>
         <w:rPr>
           <w:rStyle w:val="CitaCar"/>
+          <w:highlight w:val="yellow"/>
         </w:rPr>
         <w:t xml:space="preserve">, </w:t>
       </w:r>
@@ -1213,6 +1171,7 @@
       <w:r>
         <w:rPr>
           <w:rStyle w:val="CitaCar"/>
+          <w:highlight w:val="yellow"/>
         </w:rPr>
         <w:t>Todas</w:t>
       </w:r>
@@ -1220,6 +1179,7 @@
       <w:r>
         <w:rPr>
           <w:rStyle w:val="CitaCar"/>
+          <w:highlight w:val="yellow"/>
         </w:rPr>
         <w:t xml:space="preserve"> las </w:t>
       </w:r>
@@ -1227,6 +1187,7 @@
       <w:r>
         <w:rPr>
           <w:rStyle w:val="CitaCar"/>
+          <w:highlight w:val="yellow"/>
         </w:rPr>
         <w:t>Sangres</w:t>
       </w:r>
@@ -1234,11 +1195,18 @@
       <w:r>
         <w:rPr>
           <w:rStyle w:val="CitaCar"/>
+          <w:highlight w:val="yellow"/>
         </w:rPr>
         <w:t xml:space="preserve"> proposed an alternative indigenous social movement, a critical ally of the modern left— yet with an a-modern hybrid logic of its own. Literacy and modern politics were important, yet they had to be selectively used and translated, rather than eradicating, indigenous ways”</w:t>
       </w:r>
       <w:r>
-        <w:t xml:space="preserve">. The hybridity in this sense is performative and not a reproduction of western modernization as acculturation, instead the </w:t>
+        <w:rPr>
+          <w:highlight w:val="yellow"/>
+        </w:rPr>
+        <w:t>.</w:t>
+      </w:r>
+      <w:r>
+        <w:t xml:space="preserve"> The hybridity in this sense is performative and not a reproduction of western modernization as acculturation, instead the </w:t>
       </w:r>
       <w:proofErr w:type="spellStart"/>
       <w:r>
@@ -1353,8 +1321,8 @@
     <w:p>
       <w:pPr>
         <w:sectPr>
-          <w:headerReference w:type="default" r:id="rId8"/>
-          <w:footerReference w:type="default" r:id="rId9"/>
+          <w:headerReference w:type="default" r:id="rId12"/>
+          <w:footerReference w:type="default" r:id="rId13"/>
           <w:pgSz w:w="12240" w:h="15840" w:code="1"/>
           <w:pgMar w:top="1411" w:right="1699" w:bottom="1411" w:left="1699" w:header="706" w:footer="706" w:gutter="0"/>
           <w:cols w:space="708"/>
@@ -1391,7 +1359,7 @@
                     </pic:cNvPicPr>
                   </pic:nvPicPr>
                   <pic:blipFill>
-                    <a:blip r:embed="rId10">
+                    <a:blip r:embed="rId14">
                       <a:extLst>
                         <a:ext uri="{28A0092B-C50C-407E-A947-70E740481C1C}">
                           <a14:useLocalDpi xmlns:a14="http://schemas.microsoft.com/office/drawing/2010/main" val="0"/>
@@ -1461,7 +1429,7 @@
                     <pic:cNvPicPr/>
                   </pic:nvPicPr>
                   <pic:blipFill>
-                    <a:blip r:embed="rId11">
+                    <a:blip r:embed="rId15">
                       <a:extLst>
                         <a:ext uri="{28A0092B-C50C-407E-A947-70E740481C1C}">
                           <a14:useLocalDpi xmlns:a14="http://schemas.microsoft.com/office/drawing/2010/main" val="0"/>
@@ -1830,7 +1798,21 @@
         <w:rPr>
           <w:rStyle w:val="rynqvb"/>
         </w:rPr>
-        <w:t xml:space="preserve"> mountain and the water sources of Cajamarca in 2004 had shown the effectiveness of the unique front strategy: they have joined the efforts of multiple organizations. These include: peasant nightwatch organizations</w:t>
+        <w:t xml:space="preserve"> mountain and the water sources of Cajamarca in 2004 had shown the effectiveness of the unique front strategy: they have joined the efforts of multiple organizations. These include: peasant </w:t>
+      </w:r>
+      <w:proofErr w:type="spellStart"/>
+      <w:r>
+        <w:rPr>
+          <w:rStyle w:val="rynqvb"/>
+        </w:rPr>
+        <w:t>nightwatch</w:t>
+      </w:r>
+      <w:proofErr w:type="spellEnd"/>
+      <w:r>
+        <w:rPr>
+          <w:rStyle w:val="rynqvb"/>
+        </w:rPr>
+        <w:t xml:space="preserve"> organizations</w:t>
       </w:r>
       <w:r>
         <w:rPr>
@@ -1884,7 +1866,21 @@
         <w:rPr>
           <w:rStyle w:val="rynqvb"/>
         </w:rPr>
-        <w:t>”), urban nightwatch organizations (“</w:t>
+        <w:t xml:space="preserve">”), urban </w:t>
+      </w:r>
+      <w:proofErr w:type="spellStart"/>
+      <w:r>
+        <w:rPr>
+          <w:rStyle w:val="rynqvb"/>
+        </w:rPr>
+        <w:t>nightwatch</w:t>
+      </w:r>
+      <w:proofErr w:type="spellEnd"/>
+      <w:r>
+        <w:rPr>
+          <w:rStyle w:val="rynqvb"/>
+        </w:rPr>
+        <w:t xml:space="preserve"> organizations (“</w:t>
       </w:r>
       <w:proofErr w:type="spellStart"/>
       <w:r>
@@ -2047,7 +2043,21 @@
         <w:rPr>
           <w:rStyle w:val="rynqvb"/>
         </w:rPr>
-        <w:t xml:space="preserve"> including second-level organizations of five provinces located in the direct influence area of the Conga mining project (Interview LM2 03/06/2014). This coalition would allow coordination between the environmental NGOs, led by Marco Arana (GRUFIDES), and the radical fraction of the popular movement of Cajamarca led by Wilfredo Saavedra. As the latter was gaining strength among the peasant and urban bases of Cajamarca, bringing together fractions of the teacher’s union (SUTEP Cajamarca) and peasant and urban nightwatch organizations (“</w:t>
+        <w:t xml:space="preserve"> including second-level organizations of five provinces located in the direct influence area of the Conga mining project (Interview LM2 03/06/2014). This coalition would allow coordination between the environmental NGOs, led by Marco Arana (GRUFIDES), and the radical fraction of the popular movement of Cajamarca led by Wilfredo Saavedra. As the latter was gaining strength among the peasant and urban bases of Cajamarca, bringing together fractions of the teacher’s union (SUTEP Cajamarca) and peasant and urban </w:t>
+      </w:r>
+      <w:proofErr w:type="spellStart"/>
+      <w:r>
+        <w:rPr>
+          <w:rStyle w:val="rynqvb"/>
+        </w:rPr>
+        <w:t>nightwatch</w:t>
+      </w:r>
+      <w:proofErr w:type="spellEnd"/>
+      <w:r>
+        <w:rPr>
+          <w:rStyle w:val="rynqvb"/>
+        </w:rPr>
+        <w:t xml:space="preserve"> organizations (“</w:t>
       </w:r>
       <w:proofErr w:type="spellStart"/>
       <w:r>
@@ -2607,165 +2617,123 @@
         <w:rPr>
           <w:rStyle w:val="rynqvb"/>
         </w:rPr>
-        <w:t xml:space="preserve"> (Apurímac), began a road blockade obstructing the trucks loaded with mineral ore through the mining road used by the Chinese capital company MMG Limited Las </w:t>
+        <w:t xml:space="preserve"> (Apurímac), began a road blockade obstructing the trucks loaded with mineral ore through the mining road used by the Chinese capital company MMG Limited Las Bambas. The peasant communities demanded payment from the mining company for the use of a communal road within their territories, through which the mine site connects to the main mining road and the trucks loaded with mineral ore head to the port of </w:t>
       </w:r>
       <w:proofErr w:type="spellStart"/>
       <w:r>
         <w:rPr>
           <w:rStyle w:val="rynqvb"/>
         </w:rPr>
-        <w:t>Bambas</w:t>
+        <w:t>Matarani</w:t>
       </w:r>
       <w:proofErr w:type="spellEnd"/>
       <w:r>
         <w:rPr>
           <w:rStyle w:val="rynqvb"/>
         </w:rPr>
-        <w:t xml:space="preserve">. The peasant communities demanded payment from the mining company for the use of a communal road within their territories, through which the mine site connects to the main mining road and the trucks loaded with mineral ore head to the port of </w:t>
+        <w:t xml:space="preserve"> in the region of Arequipa. The road blockade that started that morning was brutally cleared by the police, killing community member Quintino </w:t>
       </w:r>
       <w:proofErr w:type="spellStart"/>
       <w:r>
         <w:rPr>
           <w:rStyle w:val="rynqvb"/>
         </w:rPr>
-        <w:t>Matarani</w:t>
+        <w:t>Cereceda</w:t>
       </w:r>
       <w:proofErr w:type="spellEnd"/>
       <w:r>
         <w:rPr>
           <w:rStyle w:val="rynqvb"/>
         </w:rPr>
-        <w:t xml:space="preserve"> in the region of Arequipa. The road blockade that started that morning was brutally cleared by the police, killing community member </w:t>
+        <w:t xml:space="preserve"> </w:t>
       </w:r>
       <w:proofErr w:type="spellStart"/>
       <w:r>
         <w:rPr>
           <w:rStyle w:val="rynqvb"/>
         </w:rPr>
-        <w:t>Quintino</w:t>
+        <w:t>Huiza</w:t>
       </w:r>
       <w:proofErr w:type="spellEnd"/>
       <w:r>
         <w:rPr>
           <w:rStyle w:val="rynqvb"/>
         </w:rPr>
-        <w:t xml:space="preserve"> </w:t>
+        <w:t xml:space="preserve"> with a bullet to the head and wounding twenty more peasants. A few days later, the Minister of the Interior (security) Carlos </w:t>
       </w:r>
       <w:proofErr w:type="spellStart"/>
       <w:r>
         <w:rPr>
           <w:rStyle w:val="rynqvb"/>
         </w:rPr>
-        <w:t>Cereceda</w:t>
+        <w:t>Basombrío</w:t>
       </w:r>
       <w:proofErr w:type="spellEnd"/>
       <w:r>
         <w:rPr>
           <w:rStyle w:val="rynqvb"/>
         </w:rPr>
-        <w:t xml:space="preserve"> </w:t>
+        <w:t xml:space="preserve">, declared that the police forces were not authorized in any way to clear the road blockade that day </w:t>
+      </w:r>
+      <w:r>
+        <w:rPr>
+          <w:rStyle w:val="rynqvb"/>
+        </w:rPr>
+        <w:fldChar w:fldCharType="begin"/>
+      </w:r>
+      <w:r>
+        <w:rPr>
+          <w:rStyle w:val="rynqvb"/>
+        </w:rPr>
+        <w:instrText xml:space="preserve"> ADDIN ZOTERO_ITEM CSL_CITATION {"citationID":"a6OkbqIi","properties":{"formattedCitation":"(El Comercio 2016:8)","plainCitation":"(El Comercio 2016:8)","noteIndex":0},"citationItems":[{"id":9932,"uris":["http://zotero.org/users/4081719/items/INZF2KHR"],"itemData":{"id":9932,"type":"article-newspaper","container-title":"El Comerio","event-place":"Lima","publisher-place":"Lima","section":"País","title":"Diálogo en Las Bambas no avanza","author":[{"literal":"El Comercio"}],"issued":{"date-parts":[["2016",10,20]]},"citation-key":"elcomercioDialogoBambasNo2016"},"locator":"8","label":"page"}],"schema":"https://github.com/citation-style-language/schema/raw/master/csl-citation.json"} </w:instrText>
+      </w:r>
+      <w:r>
+        <w:rPr>
+          <w:rStyle w:val="rynqvb"/>
+        </w:rPr>
+        <w:fldChar w:fldCharType="separate"/>
+      </w:r>
+      <w:r>
+        <w:t>(El Comercio 2016:8)</w:t>
+      </w:r>
+      <w:r>
+        <w:rPr>
+          <w:rStyle w:val="rynqvb"/>
+        </w:rPr>
+        <w:fldChar w:fldCharType="end"/>
+      </w:r>
+      <w:r>
+        <w:rPr>
+          <w:rStyle w:val="rynqvb"/>
+        </w:rPr>
+        <w:t xml:space="preserve">. </w:t>
+      </w:r>
+    </w:p>
+    <w:p>
+      <w:pPr>
+        <w:rPr>
+          <w:rStyle w:val="rynqvb"/>
+        </w:rPr>
+      </w:pPr>
+      <w:r>
+        <w:rPr>
+          <w:rStyle w:val="rynqvb"/>
+        </w:rPr>
+        <w:t xml:space="preserve">The communities of southern </w:t>
       </w:r>
       <w:proofErr w:type="spellStart"/>
       <w:r>
         <w:rPr>
           <w:rStyle w:val="rynqvb"/>
         </w:rPr>
-        <w:t>Huiza</w:t>
+        <w:t>Cotabambas</w:t>
       </w:r>
       <w:proofErr w:type="spellEnd"/>
       <w:r>
         <w:rPr>
           <w:rStyle w:val="rynqvb"/>
         </w:rPr>
-        <w:t xml:space="preserve"> with a bullet to the head and wounding twenty more peasants. A few days later, the Minister of the Interior (security) Carlos </w:t>
-      </w:r>
-      <w:proofErr w:type="spellStart"/>
-      <w:r>
-        <w:rPr>
-          <w:rStyle w:val="rynqvb"/>
-        </w:rPr>
-        <w:t>Basombrío</w:t>
-      </w:r>
-      <w:proofErr w:type="spellEnd"/>
-      <w:r>
-        <w:rPr>
-          <w:rStyle w:val="rynqvb"/>
-        </w:rPr>
-        <w:t xml:space="preserve">, declared that the police forces were not authorized in any way to clear the road blockade that day </w:t>
-      </w:r>
-      <w:r>
-        <w:rPr>
-          <w:rStyle w:val="rynqvb"/>
-        </w:rPr>
-        <w:fldChar w:fldCharType="begin"/>
-      </w:r>
-      <w:r>
-        <w:rPr>
-          <w:rStyle w:val="rynqvb"/>
-        </w:rPr>
-        <w:instrText xml:space="preserve"> ADDIN ZOTERO_ITEM CSL_CITATION {"citationID":"a6OkbqIi","properties":{"formattedCitation":"(El Comercio 2016:8)","plainCitation":"(El Comercio 2016:8)","noteIndex":0},"citationItems":[{"id":9932,"uris":["http://zotero.org/users/4081719/items/INZF2KHR"],"itemData":{"id":9932,"type":"article-newspaper","container-title":"El Comerio","event-place":"Lima","publisher-place":"Lima","section":"País","title":"Diálogo en Las Bambas no avanza","author":[{"literal":"El Comercio"}],"issued":{"date-parts":[["2016",10,20]]},"citation-key":"elcomercioDialogoBambasNo2016"},"locator":"8","label":"page"}],"schema":"https://github.com/citation-style-language/schema/raw/master/csl-citation.json"} </w:instrText>
-      </w:r>
-      <w:r>
-        <w:rPr>
-          <w:rStyle w:val="rynqvb"/>
-        </w:rPr>
-        <w:fldChar w:fldCharType="separate"/>
-      </w:r>
-      <w:r>
-        <w:t>(El Comercio 2016:8)</w:t>
-      </w:r>
-      <w:r>
-        <w:rPr>
-          <w:rStyle w:val="rynqvb"/>
-        </w:rPr>
-        <w:fldChar w:fldCharType="end"/>
-      </w:r>
-      <w:r>
-        <w:rPr>
-          <w:rStyle w:val="rynqvb"/>
-        </w:rPr>
-        <w:t xml:space="preserve">. </w:t>
-      </w:r>
-    </w:p>
-    <w:p>
-      <w:pPr>
-        <w:rPr>
-          <w:rStyle w:val="rynqvb"/>
-        </w:rPr>
-      </w:pPr>
-      <w:r>
-        <w:rPr>
-          <w:rStyle w:val="rynqvb"/>
-        </w:rPr>
-        <w:t xml:space="preserve">The communities of southern </w:t>
-      </w:r>
-      <w:proofErr w:type="spellStart"/>
-      <w:r>
-        <w:rPr>
-          <w:rStyle w:val="rynqvb"/>
-        </w:rPr>
-        <w:t>Cotabambas</w:t>
-      </w:r>
-      <w:proofErr w:type="spellEnd"/>
-      <w:r>
-        <w:rPr>
-          <w:rStyle w:val="rynqvb"/>
-        </w:rPr>
-        <w:t xml:space="preserve"> rebelled against the power of the Chinese mining company MMG Limited Las </w:t>
-      </w:r>
-      <w:proofErr w:type="spellStart"/>
-      <w:r>
-        <w:rPr>
-          <w:rStyle w:val="rynqvb"/>
-        </w:rPr>
-        <w:t>Bambas</w:t>
-      </w:r>
-      <w:proofErr w:type="spellEnd"/>
-      <w:r>
-        <w:rPr>
-          <w:rStyle w:val="rynqvb"/>
-        </w:rPr>
-        <w:t xml:space="preserve"> for 186 days until April 17, 2017, when the province of </w:t>
+        <w:t xml:space="preserve"> rebelled against the power of the Chinese mining company MMG Limited Las Bambas for 186 days until April 17, 2017, when the province of </w:t>
       </w:r>
       <w:proofErr w:type="spellStart"/>
       <w:r>
@@ -2800,16 +2768,8 @@
         <w:rPr>
           <w:rStyle w:val="rynqvb"/>
         </w:rPr>
-        <w:t xml:space="preserve"> (Apurímac) against the Chinese mining company MMG Limited Las </w:t>
-      </w:r>
-      <w:proofErr w:type="spellStart"/>
-      <w:r>
-        <w:rPr>
-          <w:rStyle w:val="rynqvb"/>
-        </w:rPr>
-        <w:t>Bambas</w:t>
-      </w:r>
-      <w:proofErr w:type="spellEnd"/>
+        <w:t xml:space="preserve"> (Apurímac) against the Chinese mining company MMG Limited Las Bambas</w:t>
+      </w:r>
       <w:r>
         <w:rPr>
           <w:rStyle w:val="Refdenotaalfinal"/>
@@ -4692,8 +4652,8 @@
         <w:pStyle w:val="Bibliografa"/>
         <w:spacing w:after="0"/>
         <w:sectPr>
-          <w:headerReference w:type="default" r:id="rId12"/>
-          <w:footerReference w:type="default" r:id="rId13"/>
+          <w:headerReference w:type="default" r:id="rId16"/>
+          <w:footerReference w:type="default" r:id="rId17"/>
           <w:pgSz w:w="12240" w:h="15840" w:code="1"/>
           <w:pgMar w:top="1417" w:right="1701" w:bottom="1417" w:left="1701" w:header="708" w:footer="708" w:gutter="0"/>
           <w:cols w:space="708"/>
@@ -4732,8 +4692,60 @@
 </w:document>
 </file>
 
+<file path=word/comments.xml><?xml version="1.0" encoding="utf-8"?>
+<w:comments xmlns:wpc="http://schemas.microsoft.com/office/word/2010/wordprocessingCanvas" xmlns:cx="http://schemas.microsoft.com/office/drawing/2014/chartex" xmlns:cx1="http://schemas.microsoft.com/office/drawing/2015/9/8/chartex" xmlns:cx2="http://schemas.microsoft.com/office/drawing/2015/10/21/chartex" xmlns:cx3="http://schemas.microsoft.com/office/drawing/2016/5/9/chartex" xmlns:cx4="http://schemas.microsoft.com/office/drawing/2016/5/10/chartex" xmlns:cx5="http://schemas.microsoft.com/office/drawing/2016/5/11/chartex" xmlns:cx6="http://schemas.microsoft.com/office/drawing/2016/5/12/chartex" xmlns:cx7="http://schemas.microsoft.com/office/drawing/2016/5/13/chartex" xmlns:cx8="http://schemas.microsoft.com/office/drawing/2016/5/14/chartex" xmlns:mc="http://schemas.openxmlformats.org/markup-compatibility/2006" xmlns:aink="http://schemas.microsoft.com/office/drawing/2016/ink" xmlns:am3d="http://schemas.microsoft.com/office/drawing/2017/model3d" xmlns:o="urn:schemas-microsoft-com:office:office" xmlns:oel="http://schemas.microsoft.com/office/2019/extlst" xmlns:r="http://schemas.openxmlformats.org/officeDocument/2006/relationships" xmlns:m="http://schemas.openxmlformats.org/officeDocument/2006/math" xmlns:v="urn:schemas-microsoft-com:vml" xmlns:wp14="http://schemas.microsoft.com/office/word/2010/wordprocessingDrawing" xmlns:wp="http://schemas.openxmlformats.org/drawingml/2006/wordprocessingDrawing" xmlns:w10="urn:schemas-microsoft-com:office:word" xmlns:w="http://schemas.openxmlformats.org/wordprocessingml/2006/main" xmlns:w14="http://schemas.microsoft.com/office/word/2010/wordml" xmlns:w15="http://schemas.microsoft.com/office/word/2012/wordml" xmlns:w16cex="http://schemas.microsoft.com/office/word/2018/wordml/cex" xmlns:w16cid="http://schemas.microsoft.com/office/word/2016/wordml/cid" xmlns:w16="http://schemas.microsoft.com/office/word/2018/wordml" xmlns:w16sdtdh="http://schemas.microsoft.com/office/word/2020/wordml/sdtdatahash" xmlns:w16se="http://schemas.microsoft.com/office/word/2015/wordml/symex" xmlns:wpg="http://schemas.microsoft.com/office/word/2010/wordprocessingGroup" xmlns:wpi="http://schemas.microsoft.com/office/word/2010/wordprocessingInk" xmlns:wne="http://schemas.microsoft.com/office/word/2006/wordml" xmlns:wps="http://schemas.microsoft.com/office/word/2010/wordprocessingShape" mc:Ignorable="w14 w15 w16se w16cid w16 w16cex w16sdtdh wp14">
+  <w:comment w:id="1" w:author="51964" w:date="2024-01-15T22:27:00Z" w:initials="5">
+    <w:p>
+      <w:pPr>
+        <w:pStyle w:val="Textocomentario"/>
+        <w:jc w:val="left"/>
+      </w:pPr>
+      <w:r>
+        <w:rPr>
+          <w:rStyle w:val="Refdecomentario"/>
+        </w:rPr>
+        <w:annotationRef/>
+      </w:r>
+      <w:r>
+        <w:rPr>
+          <w:lang w:val="es-PE"/>
+        </w:rPr>
+        <w:t xml:space="preserve">WRONG CITATION: </w:t>
+      </w:r>
+      <w:hyperlink r:id="rId1" w:history="1">
+        <w:r>
+          <w:rPr>
+            <w:rStyle w:val="Hipervnculo"/>
+            <w:lang w:val="es-PE"/>
+          </w:rPr>
+          <w:t>https://red.pucp.edu.pe/wp-content/uploads/biblioteca/110411.pdf</w:t>
+        </w:r>
+      </w:hyperlink>
+    </w:p>
+  </w:comment>
+</w:comments>
+</file>
+
+<file path=word/commentsExtended.xml><?xml version="1.0" encoding="utf-8"?>
+<w15:commentsEx xmlns:wpc="http://schemas.microsoft.com/office/word/2010/wordprocessingCanvas" xmlns:cx="http://schemas.microsoft.com/office/drawing/2014/chartex" xmlns:cx1="http://schemas.microsoft.com/office/drawing/2015/9/8/chartex" xmlns:cx2="http://schemas.microsoft.com/office/drawing/2015/10/21/chartex" xmlns:cx3="http://schemas.microsoft.com/office/drawing/2016/5/9/chartex" xmlns:cx4="http://schemas.microsoft.com/office/drawing/2016/5/10/chartex" xmlns:cx5="http://schemas.microsoft.com/office/drawing/2016/5/11/chartex" xmlns:cx6="http://schemas.microsoft.com/office/drawing/2016/5/12/chartex" xmlns:cx7="http://schemas.microsoft.com/office/drawing/2016/5/13/chartex" xmlns:cx8="http://schemas.microsoft.com/office/drawing/2016/5/14/chartex" xmlns:mc="http://schemas.openxmlformats.org/markup-compatibility/2006" xmlns:aink="http://schemas.microsoft.com/office/drawing/2016/ink" xmlns:am3d="http://schemas.microsoft.com/office/drawing/2017/model3d" xmlns:o="urn:schemas-microsoft-com:office:office" xmlns:oel="http://schemas.microsoft.com/office/2019/extlst" xmlns:r="http://schemas.openxmlformats.org/officeDocument/2006/relationships" xmlns:m="http://schemas.openxmlformats.org/officeDocument/2006/math" xmlns:v="urn:schemas-microsoft-com:vml" xmlns:wp14="http://schemas.microsoft.com/office/word/2010/wordprocessingDrawing" xmlns:wp="http://schemas.openxmlformats.org/drawingml/2006/wordprocessingDrawing" xmlns:w10="urn:schemas-microsoft-com:office:word" xmlns:w="http://schemas.openxmlformats.org/wordprocessingml/2006/main" xmlns:w14="http://schemas.microsoft.com/office/word/2010/wordml" xmlns:w15="http://schemas.microsoft.com/office/word/2012/wordml" xmlns:w16cex="http://schemas.microsoft.com/office/word/2018/wordml/cex" xmlns:w16cid="http://schemas.microsoft.com/office/word/2016/wordml/cid" xmlns:w16="http://schemas.microsoft.com/office/word/2018/wordml" xmlns:w16sdtdh="http://schemas.microsoft.com/office/word/2020/wordml/sdtdatahash" xmlns:w16se="http://schemas.microsoft.com/office/word/2015/wordml/symex" xmlns:wpg="http://schemas.microsoft.com/office/word/2010/wordprocessingGroup" xmlns:wpi="http://schemas.microsoft.com/office/word/2010/wordprocessingInk" xmlns:wne="http://schemas.microsoft.com/office/word/2006/wordml" xmlns:wps="http://schemas.microsoft.com/office/word/2010/wordprocessingShape" mc:Ignorable="w14 w15 w16se w16cid w16 w16cex w16sdtdh wp14">
+  <w15:commentEx w15:paraId="085E3EA0" w15:done="0"/>
+</w15:commentsEx>
+</file>
+
+<file path=word/commentsExtensible.xml><?xml version="1.0" encoding="utf-8"?>
+<w16cex:commentsExtensible xmlns:wpc="http://schemas.microsoft.com/office/word/2010/wordprocessingCanvas" xmlns:cx="http://schemas.microsoft.com/office/drawing/2014/chartex" xmlns:cx1="http://schemas.microsoft.com/office/drawing/2015/9/8/chartex" xmlns:cx2="http://schemas.microsoft.com/office/drawing/2015/10/21/chartex" xmlns:cx3="http://schemas.microsoft.com/office/drawing/2016/5/9/chartex" xmlns:cx4="http://schemas.microsoft.com/office/drawing/2016/5/10/chartex" xmlns:cx5="http://schemas.microsoft.com/office/drawing/2016/5/11/chartex" xmlns:cx6="http://schemas.microsoft.com/office/drawing/2016/5/12/chartex" xmlns:cx7="http://schemas.microsoft.com/office/drawing/2016/5/13/chartex" xmlns:cx8="http://schemas.microsoft.com/office/drawing/2016/5/14/chartex" xmlns:cr="http://schemas.microsoft.com/office/comments/2020/reactions" xmlns:mc="http://schemas.openxmlformats.org/markup-compatibility/2006" xmlns:aink="http://schemas.microsoft.com/office/drawing/2016/ink" xmlns:am3d="http://schemas.microsoft.com/office/drawing/2017/model3d" xmlns:o="urn:schemas-microsoft-com:office:office" xmlns:oel="http://schemas.microsoft.com/office/2019/extlst" xmlns:r="http://schemas.openxmlformats.org/officeDocument/2006/relationships" xmlns:m="http://schemas.openxmlformats.org/officeDocument/2006/math" xmlns:v="urn:schemas-microsoft-com:vml" xmlns:wp14="http://schemas.microsoft.com/office/word/2010/wordprocessingDrawing" xmlns:wp="http://schemas.openxmlformats.org/drawingml/2006/wordprocessingDrawing" xmlns:w10="urn:schemas-microsoft-com:office:word" xmlns:w="http://schemas.openxmlformats.org/wordprocessingml/2006/main" xmlns:w14="http://schemas.microsoft.com/office/word/2010/wordml" xmlns:w15="http://schemas.microsoft.com/office/word/2012/wordml" xmlns:w16cex="http://schemas.microsoft.com/office/word/2018/wordml/cex" xmlns:w16cid="http://schemas.microsoft.com/office/word/2016/wordml/cid" xmlns:w16="http://schemas.microsoft.com/office/word/2018/wordml" xmlns:w16sdtdh="http://schemas.microsoft.com/office/word/2020/wordml/sdtdatahash" xmlns:w16se="http://schemas.microsoft.com/office/word/2015/wordml/symex" xmlns:wpg="http://schemas.microsoft.com/office/word/2010/wordprocessingGroup" xmlns:wpi="http://schemas.microsoft.com/office/word/2010/wordprocessingInk" xmlns:wne="http://schemas.microsoft.com/office/word/2006/wordml" xmlns:wps="http://schemas.microsoft.com/office/word/2010/wordprocessingShape" mc:Ignorable="w14 w15 w16se w16cid w16 w16cex w16sdtdh cr wp14">
+  <w16cex:commentExtensible w16cex:durableId="2CCD1C0A" w16cex:dateUtc="2024-01-16T06:27:00Z"/>
+</w16cex:commentsExtensible>
+</file>
+
+<file path=word/commentsIds.xml><?xml version="1.0" encoding="utf-8"?>
+<w16cid:commentsIds xmlns:wpc="http://schemas.microsoft.com/office/word/2010/wordprocessingCanvas" xmlns:cx="http://schemas.microsoft.com/office/drawing/2014/chartex" xmlns:cx1="http://schemas.microsoft.com/office/drawing/2015/9/8/chartex" xmlns:cx2="http://schemas.microsoft.com/office/drawing/2015/10/21/chartex" xmlns:cx3="http://schemas.microsoft.com/office/drawing/2016/5/9/chartex" xmlns:cx4="http://schemas.microsoft.com/office/drawing/2016/5/10/chartex" xmlns:cx5="http://schemas.microsoft.com/office/drawing/2016/5/11/chartex" xmlns:cx6="http://schemas.microsoft.com/office/drawing/2016/5/12/chartex" xmlns:cx7="http://schemas.microsoft.com/office/drawing/2016/5/13/chartex" xmlns:cx8="http://schemas.microsoft.com/office/drawing/2016/5/14/chartex" xmlns:mc="http://schemas.openxmlformats.org/markup-compatibility/2006" xmlns:aink="http://schemas.microsoft.com/office/drawing/2016/ink" xmlns:am3d="http://schemas.microsoft.com/office/drawing/2017/model3d" xmlns:o="urn:schemas-microsoft-com:office:office" xmlns:oel="http://schemas.microsoft.com/office/2019/extlst" xmlns:r="http://schemas.openxmlformats.org/officeDocument/2006/relationships" xmlns:m="http://schemas.openxmlformats.org/officeDocument/2006/math" xmlns:v="urn:schemas-microsoft-com:vml" xmlns:wp14="http://schemas.microsoft.com/office/word/2010/wordprocessingDrawing" xmlns:wp="http://schemas.openxmlformats.org/drawingml/2006/wordprocessingDrawing" xmlns:w10="urn:schemas-microsoft-com:office:word" xmlns:w="http://schemas.openxmlformats.org/wordprocessingml/2006/main" xmlns:w14="http://schemas.microsoft.com/office/word/2010/wordml" xmlns:w15="http://schemas.microsoft.com/office/word/2012/wordml" xmlns:w16cex="http://schemas.microsoft.com/office/word/2018/wordml/cex" xmlns:w16cid="http://schemas.microsoft.com/office/word/2016/wordml/cid" xmlns:w16="http://schemas.microsoft.com/office/word/2018/wordml" xmlns:w16sdtdh="http://schemas.microsoft.com/office/word/2020/wordml/sdtdatahash" xmlns:w16se="http://schemas.microsoft.com/office/word/2015/wordml/symex" xmlns:wpg="http://schemas.microsoft.com/office/word/2010/wordprocessingGroup" xmlns:wpi="http://schemas.microsoft.com/office/word/2010/wordprocessingInk" xmlns:wne="http://schemas.microsoft.com/office/word/2006/wordml" xmlns:wps="http://schemas.microsoft.com/office/word/2010/wordprocessingShape" mc:Ignorable="w14 w15 w16se w16cid w16 w16cex w16sdtdh wp14">
+  <w16cid:commentId w16cid:paraId="085E3EA0" w16cid:durableId="2CCD1C0A"/>
+</w16cid:commentsIds>
+</file>
+
 <file path=word/endnotes.xml><?xml version="1.0" encoding="utf-8"?>
-<w:endnotes xmlns:wpc="http://schemas.microsoft.com/office/word/2010/wordprocessingCanvas" xmlns:cx="http://schemas.microsoft.com/office/drawing/2014/chartex" xmlns:cx1="http://schemas.microsoft.com/office/drawing/2015/9/8/chartex" xmlns:cx2="http://schemas.microsoft.com/office/drawing/2015/10/21/chartex" xmlns:cx3="http://schemas.microsoft.com/office/drawing/2016/5/9/chartex" xmlns:cx4="http://schemas.microsoft.com/office/drawing/2016/5/10/chartex" xmlns:cx5="http://schemas.microsoft.com/office/drawing/2016/5/11/chartex" xmlns:cx6="http://schemas.microsoft.com/office/drawing/2016/5/12/chartex" xmlns:cx7="http://schemas.microsoft.com/office/drawing/2016/5/13/chartex" xmlns:cx8="http://schemas.microsoft.com/office/drawing/2016/5/14/chartex" xmlns:mc="http://schemas.openxmlformats.org/markup-compatibility/2006" xmlns:aink="http://schemas.microsoft.com/office/drawing/2016/ink" xmlns:am3d="http://schemas.microsoft.com/office/drawing/2017/model3d" xmlns:o="urn:schemas-microsoft-com:office:office" xmlns:r="http://schemas.openxmlformats.org/officeDocument/2006/relationships" xmlns:m="http://schemas.openxmlformats.org/officeDocument/2006/math" xmlns:v="urn:schemas-microsoft-com:vml" xmlns:wp14="http://schemas.microsoft.com/office/word/2010/wordprocessingDrawing" xmlns:wp="http://schemas.openxmlformats.org/drawingml/2006/wordprocessingDrawing" xmlns:w10="urn:schemas-microsoft-com:office:word" xmlns:w="http://schemas.openxmlformats.org/wordprocessingml/2006/main" xmlns:w14="http://schemas.microsoft.com/office/word/2010/wordml" xmlns:w15="http://schemas.microsoft.com/office/word/2012/wordml" xmlns:w16cex="http://schemas.microsoft.com/office/word/2018/wordml/cex" xmlns:w16cid="http://schemas.microsoft.com/office/word/2016/wordml/cid" xmlns:w16="http://schemas.microsoft.com/office/word/2018/wordml" xmlns:w16sdtdh="http://schemas.microsoft.com/office/word/2020/wordml/sdtdatahash" xmlns:w16se="http://schemas.microsoft.com/office/word/2015/wordml/symex" xmlns:wpg="http://schemas.microsoft.com/office/word/2010/wordprocessingGroup" xmlns:wpi="http://schemas.microsoft.com/office/word/2010/wordprocessingInk" xmlns:wne="http://schemas.microsoft.com/office/word/2006/wordml" xmlns:wps="http://schemas.microsoft.com/office/word/2010/wordprocessingShape" mc:Ignorable="w14 w15 w16se w16cid w16 w16cex w16sdtdh wp14">
+<w:endnotes xmlns:wpc="http://schemas.microsoft.com/office/word/2010/wordprocessingCanvas" xmlns:cx="http://schemas.microsoft.com/office/drawing/2014/chartex" xmlns:cx1="http://schemas.microsoft.com/office/drawing/2015/9/8/chartex" xmlns:cx2="http://schemas.microsoft.com/office/drawing/2015/10/21/chartex" xmlns:cx3="http://schemas.microsoft.com/office/drawing/2016/5/9/chartex" xmlns:cx4="http://schemas.microsoft.com/office/drawing/2016/5/10/chartex" xmlns:cx5="http://schemas.microsoft.com/office/drawing/2016/5/11/chartex" xmlns:cx6="http://schemas.microsoft.com/office/drawing/2016/5/12/chartex" xmlns:cx7="http://schemas.microsoft.com/office/drawing/2016/5/13/chartex" xmlns:cx8="http://schemas.microsoft.com/office/drawing/2016/5/14/chartex" xmlns:mc="http://schemas.openxmlformats.org/markup-compatibility/2006" xmlns:aink="http://schemas.microsoft.com/office/drawing/2016/ink" xmlns:am3d="http://schemas.microsoft.com/office/drawing/2017/model3d" xmlns:o="urn:schemas-microsoft-com:office:office" xmlns:oel="http://schemas.microsoft.com/office/2019/extlst" xmlns:r="http://schemas.openxmlformats.org/officeDocument/2006/relationships" xmlns:m="http://schemas.openxmlformats.org/officeDocument/2006/math" xmlns:v="urn:schemas-microsoft-com:vml" xmlns:wp14="http://schemas.microsoft.com/office/word/2010/wordprocessingDrawing" xmlns:wp="http://schemas.openxmlformats.org/drawingml/2006/wordprocessingDrawing" xmlns:w10="urn:schemas-microsoft-com:office:word" xmlns:w="http://schemas.openxmlformats.org/wordprocessingml/2006/main" xmlns:w14="http://schemas.microsoft.com/office/word/2010/wordml" xmlns:w15="http://schemas.microsoft.com/office/word/2012/wordml" xmlns:w16cex="http://schemas.microsoft.com/office/word/2018/wordml/cex" xmlns:w16cid="http://schemas.microsoft.com/office/word/2016/wordml/cid" xmlns:w16="http://schemas.microsoft.com/office/word/2018/wordml" xmlns:w16sdtdh="http://schemas.microsoft.com/office/word/2020/wordml/sdtdatahash" xmlns:w16se="http://schemas.microsoft.com/office/word/2015/wordml/symex" xmlns:wpg="http://schemas.microsoft.com/office/word/2010/wordprocessingGroup" xmlns:wpi="http://schemas.microsoft.com/office/word/2010/wordprocessingInk" xmlns:wne="http://schemas.microsoft.com/office/word/2006/wordml" xmlns:wps="http://schemas.microsoft.com/office/word/2010/wordprocessingShape" mc:Ignorable="w14 w15 w16se w16cid w16 w16cex w16sdtdh wp14">
   <w:endnote w:type="separator" w:id="-1">
     <w:p>
       <w:r>
@@ -6048,7 +6060,7 @@
 </file>
 
 <file path=word/footer1.xml><?xml version="1.0" encoding="utf-8"?>
-<w:ftr xmlns:wpc="http://schemas.microsoft.com/office/word/2010/wordprocessingCanvas" xmlns:cx="http://schemas.microsoft.com/office/drawing/2014/chartex" xmlns:cx1="http://schemas.microsoft.com/office/drawing/2015/9/8/chartex" xmlns:cx2="http://schemas.microsoft.com/office/drawing/2015/10/21/chartex" xmlns:cx3="http://schemas.microsoft.com/office/drawing/2016/5/9/chartex" xmlns:cx4="http://schemas.microsoft.com/office/drawing/2016/5/10/chartex" xmlns:cx5="http://schemas.microsoft.com/office/drawing/2016/5/11/chartex" xmlns:cx6="http://schemas.microsoft.com/office/drawing/2016/5/12/chartex" xmlns:cx7="http://schemas.microsoft.com/office/drawing/2016/5/13/chartex" xmlns:cx8="http://schemas.microsoft.com/office/drawing/2016/5/14/chartex" xmlns:mc="http://schemas.openxmlformats.org/markup-compatibility/2006" xmlns:aink="http://schemas.microsoft.com/office/drawing/2016/ink" xmlns:am3d="http://schemas.microsoft.com/office/drawing/2017/model3d" xmlns:o="urn:schemas-microsoft-com:office:office" xmlns:r="http://schemas.openxmlformats.org/officeDocument/2006/relationships" xmlns:m="http://schemas.openxmlformats.org/officeDocument/2006/math" xmlns:v="urn:schemas-microsoft-com:vml" xmlns:wp14="http://schemas.microsoft.com/office/word/2010/wordprocessingDrawing" xmlns:wp="http://schemas.openxmlformats.org/drawingml/2006/wordprocessingDrawing" xmlns:w10="urn:schemas-microsoft-com:office:word" xmlns:w="http://schemas.openxmlformats.org/wordprocessingml/2006/main" xmlns:w14="http://schemas.microsoft.com/office/word/2010/wordml" xmlns:w15="http://schemas.microsoft.com/office/word/2012/wordml" xmlns:w16cex="http://schemas.microsoft.com/office/word/2018/wordml/cex" xmlns:w16cid="http://schemas.microsoft.com/office/word/2016/wordml/cid" xmlns:w16="http://schemas.microsoft.com/office/word/2018/wordml" xmlns:w16sdtdh="http://schemas.microsoft.com/office/word/2020/wordml/sdtdatahash" xmlns:w16se="http://schemas.microsoft.com/office/word/2015/wordml/symex" xmlns:wpg="http://schemas.microsoft.com/office/word/2010/wordprocessingGroup" xmlns:wpi="http://schemas.microsoft.com/office/word/2010/wordprocessingInk" xmlns:wne="http://schemas.microsoft.com/office/word/2006/wordml" xmlns:wps="http://schemas.microsoft.com/office/word/2010/wordprocessingShape" mc:Ignorable="w14 w15 w16se w16cid w16 w16cex w16sdtdh wp14">
+<w:ftr xmlns:wpc="http://schemas.microsoft.com/office/word/2010/wordprocessingCanvas" xmlns:cx="http://schemas.microsoft.com/office/drawing/2014/chartex" xmlns:cx1="http://schemas.microsoft.com/office/drawing/2015/9/8/chartex" xmlns:cx2="http://schemas.microsoft.com/office/drawing/2015/10/21/chartex" xmlns:cx3="http://schemas.microsoft.com/office/drawing/2016/5/9/chartex" xmlns:cx4="http://schemas.microsoft.com/office/drawing/2016/5/10/chartex" xmlns:cx5="http://schemas.microsoft.com/office/drawing/2016/5/11/chartex" xmlns:cx6="http://schemas.microsoft.com/office/drawing/2016/5/12/chartex" xmlns:cx7="http://schemas.microsoft.com/office/drawing/2016/5/13/chartex" xmlns:cx8="http://schemas.microsoft.com/office/drawing/2016/5/14/chartex" xmlns:mc="http://schemas.openxmlformats.org/markup-compatibility/2006" xmlns:aink="http://schemas.microsoft.com/office/drawing/2016/ink" xmlns:am3d="http://schemas.microsoft.com/office/drawing/2017/model3d" xmlns:o="urn:schemas-microsoft-com:office:office" xmlns:oel="http://schemas.microsoft.com/office/2019/extlst" xmlns:r="http://schemas.openxmlformats.org/officeDocument/2006/relationships" xmlns:m="http://schemas.openxmlformats.org/officeDocument/2006/math" xmlns:v="urn:schemas-microsoft-com:vml" xmlns:wp14="http://schemas.microsoft.com/office/word/2010/wordprocessingDrawing" xmlns:wp="http://schemas.openxmlformats.org/drawingml/2006/wordprocessingDrawing" xmlns:w10="urn:schemas-microsoft-com:office:word" xmlns:w="http://schemas.openxmlformats.org/wordprocessingml/2006/main" xmlns:w14="http://schemas.microsoft.com/office/word/2010/wordml" xmlns:w15="http://schemas.microsoft.com/office/word/2012/wordml" xmlns:w16cex="http://schemas.microsoft.com/office/word/2018/wordml/cex" xmlns:w16cid="http://schemas.microsoft.com/office/word/2016/wordml/cid" xmlns:w16="http://schemas.microsoft.com/office/word/2018/wordml" xmlns:w16sdtdh="http://schemas.microsoft.com/office/word/2020/wordml/sdtdatahash" xmlns:w16se="http://schemas.microsoft.com/office/word/2015/wordml/symex" xmlns:wpg="http://schemas.microsoft.com/office/word/2010/wordprocessingGroup" xmlns:wpi="http://schemas.microsoft.com/office/word/2010/wordprocessingInk" xmlns:wne="http://schemas.microsoft.com/office/word/2006/wordml" xmlns:wps="http://schemas.microsoft.com/office/word/2010/wordprocessingShape" mc:Ignorable="w14 w15 w16se w16cid w16 w16cex w16sdtdh wp14">
   <w:sdt>
     <w:sdtPr>
       <w:id w:val="185180321"/>
@@ -6057,7 +6069,6 @@
         <w:docPartUnique/>
       </w:docPartObj>
     </w:sdtPr>
-    <w:sdtEndPr/>
     <w:sdtContent>
       <w:p>
         <w:pPr>
@@ -6094,7 +6105,7 @@
 </file>
 
 <file path=word/footer2.xml><?xml version="1.0" encoding="utf-8"?>
-<w:ftr xmlns:wpc="http://schemas.microsoft.com/office/word/2010/wordprocessingCanvas" xmlns:cx="http://schemas.microsoft.com/office/drawing/2014/chartex" xmlns:cx1="http://schemas.microsoft.com/office/drawing/2015/9/8/chartex" xmlns:cx2="http://schemas.microsoft.com/office/drawing/2015/10/21/chartex" xmlns:cx3="http://schemas.microsoft.com/office/drawing/2016/5/9/chartex" xmlns:cx4="http://schemas.microsoft.com/office/drawing/2016/5/10/chartex" xmlns:cx5="http://schemas.microsoft.com/office/drawing/2016/5/11/chartex" xmlns:cx6="http://schemas.microsoft.com/office/drawing/2016/5/12/chartex" xmlns:cx7="http://schemas.microsoft.com/office/drawing/2016/5/13/chartex" xmlns:cx8="http://schemas.microsoft.com/office/drawing/2016/5/14/chartex" xmlns:mc="http://schemas.openxmlformats.org/markup-compatibility/2006" xmlns:aink="http://schemas.microsoft.com/office/drawing/2016/ink" xmlns:am3d="http://schemas.microsoft.com/office/drawing/2017/model3d" xmlns:o="urn:schemas-microsoft-com:office:office" xmlns:r="http://schemas.openxmlformats.org/officeDocument/2006/relationships" xmlns:m="http://schemas.openxmlformats.org/officeDocument/2006/math" xmlns:v="urn:schemas-microsoft-com:vml" xmlns:wp14="http://schemas.microsoft.com/office/word/2010/wordprocessingDrawing" xmlns:wp="http://schemas.openxmlformats.org/drawingml/2006/wordprocessingDrawing" xmlns:w10="urn:schemas-microsoft-com:office:word" xmlns:w="http://schemas.openxmlformats.org/wordprocessingml/2006/main" xmlns:w14="http://schemas.microsoft.com/office/word/2010/wordml" xmlns:w15="http://schemas.microsoft.com/office/word/2012/wordml" xmlns:w16cex="http://schemas.microsoft.com/office/word/2018/wordml/cex" xmlns:w16cid="http://schemas.microsoft.com/office/word/2016/wordml/cid" xmlns:w16="http://schemas.microsoft.com/office/word/2018/wordml" xmlns:w16sdtdh="http://schemas.microsoft.com/office/word/2020/wordml/sdtdatahash" xmlns:w16se="http://schemas.microsoft.com/office/word/2015/wordml/symex" xmlns:wpg="http://schemas.microsoft.com/office/word/2010/wordprocessingGroup" xmlns:wpi="http://schemas.microsoft.com/office/word/2010/wordprocessingInk" xmlns:wne="http://schemas.microsoft.com/office/word/2006/wordml" xmlns:wps="http://schemas.microsoft.com/office/word/2010/wordprocessingShape" mc:Ignorable="w14 w15 w16se w16cid w16 w16cex w16sdtdh wp14">
+<w:ftr xmlns:wpc="http://schemas.microsoft.com/office/word/2010/wordprocessingCanvas" xmlns:cx="http://schemas.microsoft.com/office/drawing/2014/chartex" xmlns:cx1="http://schemas.microsoft.com/office/drawing/2015/9/8/chartex" xmlns:cx2="http://schemas.microsoft.com/office/drawing/2015/10/21/chartex" xmlns:cx3="http://schemas.microsoft.com/office/drawing/2016/5/9/chartex" xmlns:cx4="http://schemas.microsoft.com/office/drawing/2016/5/10/chartex" xmlns:cx5="http://schemas.microsoft.com/office/drawing/2016/5/11/chartex" xmlns:cx6="http://schemas.microsoft.com/office/drawing/2016/5/12/chartex" xmlns:cx7="http://schemas.microsoft.com/office/drawing/2016/5/13/chartex" xmlns:cx8="http://schemas.microsoft.com/office/drawing/2016/5/14/chartex" xmlns:mc="http://schemas.openxmlformats.org/markup-compatibility/2006" xmlns:aink="http://schemas.microsoft.com/office/drawing/2016/ink" xmlns:am3d="http://schemas.microsoft.com/office/drawing/2017/model3d" xmlns:o="urn:schemas-microsoft-com:office:office" xmlns:oel="http://schemas.microsoft.com/office/2019/extlst" xmlns:r="http://schemas.openxmlformats.org/officeDocument/2006/relationships" xmlns:m="http://schemas.openxmlformats.org/officeDocument/2006/math" xmlns:v="urn:schemas-microsoft-com:vml" xmlns:wp14="http://schemas.microsoft.com/office/word/2010/wordprocessingDrawing" xmlns:wp="http://schemas.openxmlformats.org/drawingml/2006/wordprocessingDrawing" xmlns:w10="urn:schemas-microsoft-com:office:word" xmlns:w="http://schemas.openxmlformats.org/wordprocessingml/2006/main" xmlns:w14="http://schemas.microsoft.com/office/word/2010/wordml" xmlns:w15="http://schemas.microsoft.com/office/word/2012/wordml" xmlns:w16cex="http://schemas.microsoft.com/office/word/2018/wordml/cex" xmlns:w16cid="http://schemas.microsoft.com/office/word/2016/wordml/cid" xmlns:w16="http://schemas.microsoft.com/office/word/2018/wordml" xmlns:w16sdtdh="http://schemas.microsoft.com/office/word/2020/wordml/sdtdatahash" xmlns:w16se="http://schemas.microsoft.com/office/word/2015/wordml/symex" xmlns:wpg="http://schemas.microsoft.com/office/word/2010/wordprocessingGroup" xmlns:wpi="http://schemas.microsoft.com/office/word/2010/wordprocessingInk" xmlns:wne="http://schemas.microsoft.com/office/word/2006/wordml" xmlns:wps="http://schemas.microsoft.com/office/word/2010/wordprocessingShape" mc:Ignorable="w14 w15 w16se w16cid w16 w16cex w16sdtdh wp14">
   <w:sdt>
     <w:sdtPr>
       <w:id w:val="1283467743"/>
@@ -6103,7 +6114,6 @@
         <w:docPartUnique/>
       </w:docPartObj>
     </w:sdtPr>
-    <w:sdtEndPr/>
     <w:sdtContent>
       <w:p>
         <w:pPr>
@@ -6139,7 +6149,7 @@
 </file>
 
 <file path=word/footnotes.xml><?xml version="1.0" encoding="utf-8"?>
-<w:footnotes xmlns:wpc="http://schemas.microsoft.com/office/word/2010/wordprocessingCanvas" xmlns:cx="http://schemas.microsoft.com/office/drawing/2014/chartex" xmlns:cx1="http://schemas.microsoft.com/office/drawing/2015/9/8/chartex" xmlns:cx2="http://schemas.microsoft.com/office/drawing/2015/10/21/chartex" xmlns:cx3="http://schemas.microsoft.com/office/drawing/2016/5/9/chartex" xmlns:cx4="http://schemas.microsoft.com/office/drawing/2016/5/10/chartex" xmlns:cx5="http://schemas.microsoft.com/office/drawing/2016/5/11/chartex" xmlns:cx6="http://schemas.microsoft.com/office/drawing/2016/5/12/chartex" xmlns:cx7="http://schemas.microsoft.com/office/drawing/2016/5/13/chartex" xmlns:cx8="http://schemas.microsoft.com/office/drawing/2016/5/14/chartex" xmlns:mc="http://schemas.openxmlformats.org/markup-compatibility/2006" xmlns:aink="http://schemas.microsoft.com/office/drawing/2016/ink" xmlns:am3d="http://schemas.microsoft.com/office/drawing/2017/model3d" xmlns:o="urn:schemas-microsoft-com:office:office" xmlns:r="http://schemas.openxmlformats.org/officeDocument/2006/relationships" xmlns:m="http://schemas.openxmlformats.org/officeDocument/2006/math" xmlns:v="urn:schemas-microsoft-com:vml" xmlns:wp14="http://schemas.microsoft.com/office/word/2010/wordprocessingDrawing" xmlns:wp="http://schemas.openxmlformats.org/drawingml/2006/wordprocessingDrawing" xmlns:w10="urn:schemas-microsoft-com:office:word" xmlns:w="http://schemas.openxmlformats.org/wordprocessingml/2006/main" xmlns:w14="http://schemas.microsoft.com/office/word/2010/wordml" xmlns:w15="http://schemas.microsoft.com/office/word/2012/wordml" xmlns:w16cex="http://schemas.microsoft.com/office/word/2018/wordml/cex" xmlns:w16cid="http://schemas.microsoft.com/office/word/2016/wordml/cid" xmlns:w16="http://schemas.microsoft.com/office/word/2018/wordml" xmlns:w16sdtdh="http://schemas.microsoft.com/office/word/2020/wordml/sdtdatahash" xmlns:w16se="http://schemas.microsoft.com/office/word/2015/wordml/symex" xmlns:wpg="http://schemas.microsoft.com/office/word/2010/wordprocessingGroup" xmlns:wpi="http://schemas.microsoft.com/office/word/2010/wordprocessingInk" xmlns:wne="http://schemas.microsoft.com/office/word/2006/wordml" xmlns:wps="http://schemas.microsoft.com/office/word/2010/wordprocessingShape" mc:Ignorable="w14 w15 w16se w16cid w16 w16cex w16sdtdh wp14">
+<w:footnotes xmlns:wpc="http://schemas.microsoft.com/office/word/2010/wordprocessingCanvas" xmlns:cx="http://schemas.microsoft.com/office/drawing/2014/chartex" xmlns:cx1="http://schemas.microsoft.com/office/drawing/2015/9/8/chartex" xmlns:cx2="http://schemas.microsoft.com/office/drawing/2015/10/21/chartex" xmlns:cx3="http://schemas.microsoft.com/office/drawing/2016/5/9/chartex" xmlns:cx4="http://schemas.microsoft.com/office/drawing/2016/5/10/chartex" xmlns:cx5="http://schemas.microsoft.com/office/drawing/2016/5/11/chartex" xmlns:cx6="http://schemas.microsoft.com/office/drawing/2016/5/12/chartex" xmlns:cx7="http://schemas.microsoft.com/office/drawing/2016/5/13/chartex" xmlns:cx8="http://schemas.microsoft.com/office/drawing/2016/5/14/chartex" xmlns:mc="http://schemas.openxmlformats.org/markup-compatibility/2006" xmlns:aink="http://schemas.microsoft.com/office/drawing/2016/ink" xmlns:am3d="http://schemas.microsoft.com/office/drawing/2017/model3d" xmlns:o="urn:schemas-microsoft-com:office:office" xmlns:oel="http://schemas.microsoft.com/office/2019/extlst" xmlns:r="http://schemas.openxmlformats.org/officeDocument/2006/relationships" xmlns:m="http://schemas.openxmlformats.org/officeDocument/2006/math" xmlns:v="urn:schemas-microsoft-com:vml" xmlns:wp14="http://schemas.microsoft.com/office/word/2010/wordprocessingDrawing" xmlns:wp="http://schemas.openxmlformats.org/drawingml/2006/wordprocessingDrawing" xmlns:w10="urn:schemas-microsoft-com:office:word" xmlns:w="http://schemas.openxmlformats.org/wordprocessingml/2006/main" xmlns:w14="http://schemas.microsoft.com/office/word/2010/wordml" xmlns:w15="http://schemas.microsoft.com/office/word/2012/wordml" xmlns:w16cex="http://schemas.microsoft.com/office/word/2018/wordml/cex" xmlns:w16cid="http://schemas.microsoft.com/office/word/2016/wordml/cid" xmlns:w16="http://schemas.microsoft.com/office/word/2018/wordml" xmlns:w16sdtdh="http://schemas.microsoft.com/office/word/2020/wordml/sdtdatahash" xmlns:w16se="http://schemas.microsoft.com/office/word/2015/wordml/symex" xmlns:wpg="http://schemas.microsoft.com/office/word/2010/wordprocessingGroup" xmlns:wpi="http://schemas.microsoft.com/office/word/2010/wordprocessingInk" xmlns:wne="http://schemas.microsoft.com/office/word/2006/wordml" xmlns:wps="http://schemas.microsoft.com/office/word/2010/wordprocessingShape" mc:Ignorable="w14 w15 w16se w16cid w16 w16cex w16sdtdh wp14">
   <w:footnote w:type="separator" w:id="-1">
     <w:p>
       <w:r>
@@ -6160,7 +6170,7 @@
 </file>
 
 <file path=word/header1.xml><?xml version="1.0" encoding="utf-8"?>
-<w:hdr xmlns:wpc="http://schemas.microsoft.com/office/word/2010/wordprocessingCanvas" xmlns:cx="http://schemas.microsoft.com/office/drawing/2014/chartex" xmlns:cx1="http://schemas.microsoft.com/office/drawing/2015/9/8/chartex" xmlns:cx2="http://schemas.microsoft.com/office/drawing/2015/10/21/chartex" xmlns:cx3="http://schemas.microsoft.com/office/drawing/2016/5/9/chartex" xmlns:cx4="http://schemas.microsoft.com/office/drawing/2016/5/10/chartex" xmlns:cx5="http://schemas.microsoft.com/office/drawing/2016/5/11/chartex" xmlns:cx6="http://schemas.microsoft.com/office/drawing/2016/5/12/chartex" xmlns:cx7="http://schemas.microsoft.com/office/drawing/2016/5/13/chartex" xmlns:cx8="http://schemas.microsoft.com/office/drawing/2016/5/14/chartex" xmlns:mc="http://schemas.openxmlformats.org/markup-compatibility/2006" xmlns:aink="http://schemas.microsoft.com/office/drawing/2016/ink" xmlns:am3d="http://schemas.microsoft.com/office/drawing/2017/model3d" xmlns:o="urn:schemas-microsoft-com:office:office" xmlns:r="http://schemas.openxmlformats.org/officeDocument/2006/relationships" xmlns:m="http://schemas.openxmlformats.org/officeDocument/2006/math" xmlns:v="urn:schemas-microsoft-com:vml" xmlns:wp14="http://schemas.microsoft.com/office/word/2010/wordprocessingDrawing" xmlns:wp="http://schemas.openxmlformats.org/drawingml/2006/wordprocessingDrawing" xmlns:w10="urn:schemas-microsoft-com:office:word" xmlns:w="http://schemas.openxmlformats.org/wordprocessingml/2006/main" xmlns:w14="http://schemas.microsoft.com/office/word/2010/wordml" xmlns:w15="http://schemas.microsoft.com/office/word/2012/wordml" xmlns:w16cex="http://schemas.microsoft.com/office/word/2018/wordml/cex" xmlns:w16cid="http://schemas.microsoft.com/office/word/2016/wordml/cid" xmlns:w16="http://schemas.microsoft.com/office/word/2018/wordml" xmlns:w16sdtdh="http://schemas.microsoft.com/office/word/2020/wordml/sdtdatahash" xmlns:w16se="http://schemas.microsoft.com/office/word/2015/wordml/symex" xmlns:wpg="http://schemas.microsoft.com/office/word/2010/wordprocessingGroup" xmlns:wpi="http://schemas.microsoft.com/office/word/2010/wordprocessingInk" xmlns:wne="http://schemas.microsoft.com/office/word/2006/wordml" xmlns:wps="http://schemas.microsoft.com/office/word/2010/wordprocessingShape" mc:Ignorable="w14 w15 w16se w16cid w16 w16cex w16sdtdh wp14">
+<w:hdr xmlns:wpc="http://schemas.microsoft.com/office/word/2010/wordprocessingCanvas" xmlns:cx="http://schemas.microsoft.com/office/drawing/2014/chartex" xmlns:cx1="http://schemas.microsoft.com/office/drawing/2015/9/8/chartex" xmlns:cx2="http://schemas.microsoft.com/office/drawing/2015/10/21/chartex" xmlns:cx3="http://schemas.microsoft.com/office/drawing/2016/5/9/chartex" xmlns:cx4="http://schemas.microsoft.com/office/drawing/2016/5/10/chartex" xmlns:cx5="http://schemas.microsoft.com/office/drawing/2016/5/11/chartex" xmlns:cx6="http://schemas.microsoft.com/office/drawing/2016/5/12/chartex" xmlns:cx7="http://schemas.microsoft.com/office/drawing/2016/5/13/chartex" xmlns:cx8="http://schemas.microsoft.com/office/drawing/2016/5/14/chartex" xmlns:mc="http://schemas.openxmlformats.org/markup-compatibility/2006" xmlns:aink="http://schemas.microsoft.com/office/drawing/2016/ink" xmlns:am3d="http://schemas.microsoft.com/office/drawing/2017/model3d" xmlns:o="urn:schemas-microsoft-com:office:office" xmlns:oel="http://schemas.microsoft.com/office/2019/extlst" xmlns:r="http://schemas.openxmlformats.org/officeDocument/2006/relationships" xmlns:m="http://schemas.openxmlformats.org/officeDocument/2006/math" xmlns:v="urn:schemas-microsoft-com:vml" xmlns:wp14="http://schemas.microsoft.com/office/word/2010/wordprocessingDrawing" xmlns:wp="http://schemas.openxmlformats.org/drawingml/2006/wordprocessingDrawing" xmlns:w10="urn:schemas-microsoft-com:office:word" xmlns:w="http://schemas.openxmlformats.org/wordprocessingml/2006/main" xmlns:w14="http://schemas.microsoft.com/office/word/2010/wordml" xmlns:w15="http://schemas.microsoft.com/office/word/2012/wordml" xmlns:w16cex="http://schemas.microsoft.com/office/word/2018/wordml/cex" xmlns:w16cid="http://schemas.microsoft.com/office/word/2016/wordml/cid" xmlns:w16="http://schemas.microsoft.com/office/word/2018/wordml" xmlns:w16sdtdh="http://schemas.microsoft.com/office/word/2020/wordml/sdtdatahash" xmlns:w16se="http://schemas.microsoft.com/office/word/2015/wordml/symex" xmlns:wpg="http://schemas.microsoft.com/office/word/2010/wordprocessingGroup" xmlns:wpi="http://schemas.microsoft.com/office/word/2010/wordprocessingInk" xmlns:wne="http://schemas.microsoft.com/office/word/2006/wordml" xmlns:wps="http://schemas.microsoft.com/office/word/2010/wordprocessingShape" mc:Ignorable="w14 w15 w16se w16cid w16 w16cex w16sdtdh wp14">
   <w:p>
     <w:pPr>
       <w:pStyle w:val="Encabezado"/>
@@ -6175,7 +6185,7 @@
 </file>
 
 <file path=word/header2.xml><?xml version="1.0" encoding="utf-8"?>
-<w:hdr xmlns:wpc="http://schemas.microsoft.com/office/word/2010/wordprocessingCanvas" xmlns:cx="http://schemas.microsoft.com/office/drawing/2014/chartex" xmlns:cx1="http://schemas.microsoft.com/office/drawing/2015/9/8/chartex" xmlns:cx2="http://schemas.microsoft.com/office/drawing/2015/10/21/chartex" xmlns:cx3="http://schemas.microsoft.com/office/drawing/2016/5/9/chartex" xmlns:cx4="http://schemas.microsoft.com/office/drawing/2016/5/10/chartex" xmlns:cx5="http://schemas.microsoft.com/office/drawing/2016/5/11/chartex" xmlns:cx6="http://schemas.microsoft.com/office/drawing/2016/5/12/chartex" xmlns:cx7="http://schemas.microsoft.com/office/drawing/2016/5/13/chartex" xmlns:cx8="http://schemas.microsoft.com/office/drawing/2016/5/14/chartex" xmlns:mc="http://schemas.openxmlformats.org/markup-compatibility/2006" xmlns:aink="http://schemas.microsoft.com/office/drawing/2016/ink" xmlns:am3d="http://schemas.microsoft.com/office/drawing/2017/model3d" xmlns:o="urn:schemas-microsoft-com:office:office" xmlns:r="http://schemas.openxmlformats.org/officeDocument/2006/relationships" xmlns:m="http://schemas.openxmlformats.org/officeDocument/2006/math" xmlns:v="urn:schemas-microsoft-com:vml" xmlns:wp14="http://schemas.microsoft.com/office/word/2010/wordprocessingDrawing" xmlns:wp="http://schemas.openxmlformats.org/drawingml/2006/wordprocessingDrawing" xmlns:w10="urn:schemas-microsoft-com:office:word" xmlns:w="http://schemas.openxmlformats.org/wordprocessingml/2006/main" xmlns:w14="http://schemas.microsoft.com/office/word/2010/wordml" xmlns:w15="http://schemas.microsoft.com/office/word/2012/wordml" xmlns:w16cex="http://schemas.microsoft.com/office/word/2018/wordml/cex" xmlns:w16cid="http://schemas.microsoft.com/office/word/2016/wordml/cid" xmlns:w16="http://schemas.microsoft.com/office/word/2018/wordml" xmlns:w16sdtdh="http://schemas.microsoft.com/office/word/2020/wordml/sdtdatahash" xmlns:w16se="http://schemas.microsoft.com/office/word/2015/wordml/symex" xmlns:wpg="http://schemas.microsoft.com/office/word/2010/wordprocessingGroup" xmlns:wpi="http://schemas.microsoft.com/office/word/2010/wordprocessingInk" xmlns:wne="http://schemas.microsoft.com/office/word/2006/wordml" xmlns:wps="http://schemas.microsoft.com/office/word/2010/wordprocessingShape" mc:Ignorable="w14 w15 w16se w16cid w16 w16cex w16sdtdh wp14">
+<w:hdr xmlns:wpc="http://schemas.microsoft.com/office/word/2010/wordprocessingCanvas" xmlns:cx="http://schemas.microsoft.com/office/drawing/2014/chartex" xmlns:cx1="http://schemas.microsoft.com/office/drawing/2015/9/8/chartex" xmlns:cx2="http://schemas.microsoft.com/office/drawing/2015/10/21/chartex" xmlns:cx3="http://schemas.microsoft.com/office/drawing/2016/5/9/chartex" xmlns:cx4="http://schemas.microsoft.com/office/drawing/2016/5/10/chartex" xmlns:cx5="http://schemas.microsoft.com/office/drawing/2016/5/11/chartex" xmlns:cx6="http://schemas.microsoft.com/office/drawing/2016/5/12/chartex" xmlns:cx7="http://schemas.microsoft.com/office/drawing/2016/5/13/chartex" xmlns:cx8="http://schemas.microsoft.com/office/drawing/2016/5/14/chartex" xmlns:mc="http://schemas.openxmlformats.org/markup-compatibility/2006" xmlns:aink="http://schemas.microsoft.com/office/drawing/2016/ink" xmlns:am3d="http://schemas.microsoft.com/office/drawing/2017/model3d" xmlns:o="urn:schemas-microsoft-com:office:office" xmlns:oel="http://schemas.microsoft.com/office/2019/extlst" xmlns:r="http://schemas.openxmlformats.org/officeDocument/2006/relationships" xmlns:m="http://schemas.openxmlformats.org/officeDocument/2006/math" xmlns:v="urn:schemas-microsoft-com:vml" xmlns:wp14="http://schemas.microsoft.com/office/word/2010/wordprocessingDrawing" xmlns:wp="http://schemas.openxmlformats.org/drawingml/2006/wordprocessingDrawing" xmlns:w10="urn:schemas-microsoft-com:office:word" xmlns:w="http://schemas.openxmlformats.org/wordprocessingml/2006/main" xmlns:w14="http://schemas.microsoft.com/office/word/2010/wordml" xmlns:w15="http://schemas.microsoft.com/office/word/2012/wordml" xmlns:w16cex="http://schemas.microsoft.com/office/word/2018/wordml/cex" xmlns:w16cid="http://schemas.microsoft.com/office/word/2016/wordml/cid" xmlns:w16="http://schemas.microsoft.com/office/word/2018/wordml" xmlns:w16sdtdh="http://schemas.microsoft.com/office/word/2020/wordml/sdtdatahash" xmlns:w16se="http://schemas.microsoft.com/office/word/2015/wordml/symex" xmlns:wpg="http://schemas.microsoft.com/office/word/2010/wordprocessingGroup" xmlns:wpi="http://schemas.microsoft.com/office/word/2010/wordprocessingInk" xmlns:wne="http://schemas.microsoft.com/office/word/2006/wordml" xmlns:wps="http://schemas.microsoft.com/office/word/2010/wordprocessingShape" mc:Ignorable="w14 w15 w16se w16cid w16 w16cex w16sdtdh wp14">
   <w:p>
     <w:pPr>
       <w:pStyle w:val="Encabezado"/>
@@ -6185,7 +6195,7 @@
 </file>
 
 <file path=word/numbering.xml><?xml version="1.0" encoding="utf-8"?>
-<w:numbering xmlns:wpc="http://schemas.microsoft.com/office/word/2010/wordprocessingCanvas" xmlns:cx="http://schemas.microsoft.com/office/drawing/2014/chartex" xmlns:cx1="http://schemas.microsoft.com/office/drawing/2015/9/8/chartex" xmlns:cx2="http://schemas.microsoft.com/office/drawing/2015/10/21/chartex" xmlns:cx3="http://schemas.microsoft.com/office/drawing/2016/5/9/chartex" xmlns:cx4="http://schemas.microsoft.com/office/drawing/2016/5/10/chartex" xmlns:cx5="http://schemas.microsoft.com/office/drawing/2016/5/11/chartex" xmlns:cx6="http://schemas.microsoft.com/office/drawing/2016/5/12/chartex" xmlns:cx7="http://schemas.microsoft.com/office/drawing/2016/5/13/chartex" xmlns:cx8="http://schemas.microsoft.com/office/drawing/2016/5/14/chartex" xmlns:mc="http://schemas.openxmlformats.org/markup-compatibility/2006" xmlns:aink="http://schemas.microsoft.com/office/drawing/2016/ink" xmlns:am3d="http://schemas.microsoft.com/office/drawing/2017/model3d" xmlns:o="urn:schemas-microsoft-com:office:office" xmlns:r="http://schemas.openxmlformats.org/officeDocument/2006/relationships" xmlns:m="http://schemas.openxmlformats.org/officeDocument/2006/math" xmlns:v="urn:schemas-microsoft-com:vml" xmlns:wp14="http://schemas.microsoft.com/office/word/2010/wordprocessingDrawing" xmlns:wp="http://schemas.openxmlformats.org/drawingml/2006/wordprocessingDrawing" xmlns:w10="urn:schemas-microsoft-com:office:word" xmlns:w="http://schemas.openxmlformats.org/wordprocessingml/2006/main" xmlns:w14="http://schemas.microsoft.com/office/word/2010/wordml" xmlns:w15="http://schemas.microsoft.com/office/word/2012/wordml" xmlns:w16cex="http://schemas.microsoft.com/office/word/2018/wordml/cex" xmlns:w16cid="http://schemas.microsoft.com/office/word/2016/wordml/cid" xmlns:w16="http://schemas.microsoft.com/office/word/2018/wordml" xmlns:w16sdtdh="http://schemas.microsoft.com/office/word/2020/wordml/sdtdatahash" xmlns:w16se="http://schemas.microsoft.com/office/word/2015/wordml/symex" xmlns:wpg="http://schemas.microsoft.com/office/word/2010/wordprocessingGroup" xmlns:wpi="http://schemas.microsoft.com/office/word/2010/wordprocessingInk" xmlns:wne="http://schemas.microsoft.com/office/word/2006/wordml" xmlns:wps="http://schemas.microsoft.com/office/word/2010/wordprocessingShape" mc:Ignorable="w14 w15 w16se w16cid w16 w16cex w16sdtdh wp14">
+<w:numbering xmlns:wpc="http://schemas.microsoft.com/office/word/2010/wordprocessingCanvas" xmlns:cx="http://schemas.microsoft.com/office/drawing/2014/chartex" xmlns:cx1="http://schemas.microsoft.com/office/drawing/2015/9/8/chartex" xmlns:cx2="http://schemas.microsoft.com/office/drawing/2015/10/21/chartex" xmlns:cx3="http://schemas.microsoft.com/office/drawing/2016/5/9/chartex" xmlns:cx4="http://schemas.microsoft.com/office/drawing/2016/5/10/chartex" xmlns:cx5="http://schemas.microsoft.com/office/drawing/2016/5/11/chartex" xmlns:cx6="http://schemas.microsoft.com/office/drawing/2016/5/12/chartex" xmlns:cx7="http://schemas.microsoft.com/office/drawing/2016/5/13/chartex" xmlns:cx8="http://schemas.microsoft.com/office/drawing/2016/5/14/chartex" xmlns:mc="http://schemas.openxmlformats.org/markup-compatibility/2006" xmlns:aink="http://schemas.microsoft.com/office/drawing/2016/ink" xmlns:am3d="http://schemas.microsoft.com/office/drawing/2017/model3d" xmlns:o="urn:schemas-microsoft-com:office:office" xmlns:oel="http://schemas.microsoft.com/office/2019/extlst" xmlns:r="http://schemas.openxmlformats.org/officeDocument/2006/relationships" xmlns:m="http://schemas.openxmlformats.org/officeDocument/2006/math" xmlns:v="urn:schemas-microsoft-com:vml" xmlns:wp14="http://schemas.microsoft.com/office/word/2010/wordprocessingDrawing" xmlns:wp="http://schemas.openxmlformats.org/drawingml/2006/wordprocessingDrawing" xmlns:w10="urn:schemas-microsoft-com:office:word" xmlns:w="http://schemas.openxmlformats.org/wordprocessingml/2006/main" xmlns:w14="http://schemas.microsoft.com/office/word/2010/wordml" xmlns:w15="http://schemas.microsoft.com/office/word/2012/wordml" xmlns:w16cex="http://schemas.microsoft.com/office/word/2018/wordml/cex" xmlns:w16cid="http://schemas.microsoft.com/office/word/2016/wordml/cid" xmlns:w16="http://schemas.microsoft.com/office/word/2018/wordml" xmlns:w16sdtdh="http://schemas.microsoft.com/office/word/2020/wordml/sdtdatahash" xmlns:w16se="http://schemas.microsoft.com/office/word/2015/wordml/symex" xmlns:wpg="http://schemas.microsoft.com/office/word/2010/wordprocessingGroup" xmlns:wpi="http://schemas.microsoft.com/office/word/2010/wordprocessingInk" xmlns:wne="http://schemas.microsoft.com/office/word/2006/wordml" xmlns:wps="http://schemas.microsoft.com/office/word/2010/wordprocessingShape" mc:Ignorable="w14 w15 w16se w16cid w16 w16cex w16sdtdh wp14">
   <w:abstractNum w:abstractNumId="0" w15:restartNumberingAfterBreak="0">
     <w:nsid w:val="048A552A"/>
     <w:multiLevelType w:val="multilevel"/>
@@ -7151,34 +7161,42 @@
       </w:pPr>
     </w:lvl>
   </w:abstractNum>
-  <w:num w:numId="1">
+  <w:num w:numId="1" w16cid:durableId="1087463231">
     <w:abstractNumId w:val="1"/>
   </w:num>
-  <w:num w:numId="2">
+  <w:num w:numId="2" w16cid:durableId="667640152">
     <w:abstractNumId w:val="2"/>
   </w:num>
-  <w:num w:numId="3">
+  <w:num w:numId="3" w16cid:durableId="1586299281">
     <w:abstractNumId w:val="5"/>
   </w:num>
-  <w:num w:numId="4">
+  <w:num w:numId="4" w16cid:durableId="200828903">
     <w:abstractNumId w:val="0"/>
   </w:num>
-  <w:num w:numId="5">
+  <w:num w:numId="5" w16cid:durableId="842203368">
     <w:abstractNumId w:val="6"/>
   </w:num>
-  <w:num w:numId="6">
+  <w:num w:numId="6" w16cid:durableId="302933077">
     <w:abstractNumId w:val="8"/>
   </w:num>
-  <w:num w:numId="7">
+  <w:num w:numId="7" w16cid:durableId="1924944877">
     <w:abstractNumId w:val="3"/>
   </w:num>
-  <w:num w:numId="8">
+  <w:num w:numId="8" w16cid:durableId="1426685793">
     <w:abstractNumId w:val="7"/>
   </w:num>
-  <w:num w:numId="9">
+  <w:num w:numId="9" w16cid:durableId="609704467">
     <w:abstractNumId w:val="4"/>
   </w:num>
 </w:numbering>
+</file>
+
+<file path=word/people.xml><?xml version="1.0" encoding="utf-8"?>
+<w15:people xmlns:wpc="http://schemas.microsoft.com/office/word/2010/wordprocessingCanvas" xmlns:cx="http://schemas.microsoft.com/office/drawing/2014/chartex" xmlns:cx1="http://schemas.microsoft.com/office/drawing/2015/9/8/chartex" xmlns:cx2="http://schemas.microsoft.com/office/drawing/2015/10/21/chartex" xmlns:cx3="http://schemas.microsoft.com/office/drawing/2016/5/9/chartex" xmlns:cx4="http://schemas.microsoft.com/office/drawing/2016/5/10/chartex" xmlns:cx5="http://schemas.microsoft.com/office/drawing/2016/5/11/chartex" xmlns:cx6="http://schemas.microsoft.com/office/drawing/2016/5/12/chartex" xmlns:cx7="http://schemas.microsoft.com/office/drawing/2016/5/13/chartex" xmlns:cx8="http://schemas.microsoft.com/office/drawing/2016/5/14/chartex" xmlns:mc="http://schemas.openxmlformats.org/markup-compatibility/2006" xmlns:aink="http://schemas.microsoft.com/office/drawing/2016/ink" xmlns:am3d="http://schemas.microsoft.com/office/drawing/2017/model3d" xmlns:o="urn:schemas-microsoft-com:office:office" xmlns:oel="http://schemas.microsoft.com/office/2019/extlst" xmlns:r="http://schemas.openxmlformats.org/officeDocument/2006/relationships" xmlns:m="http://schemas.openxmlformats.org/officeDocument/2006/math" xmlns:v="urn:schemas-microsoft-com:vml" xmlns:wp14="http://schemas.microsoft.com/office/word/2010/wordprocessingDrawing" xmlns:wp="http://schemas.openxmlformats.org/drawingml/2006/wordprocessingDrawing" xmlns:w10="urn:schemas-microsoft-com:office:word" xmlns:w="http://schemas.openxmlformats.org/wordprocessingml/2006/main" xmlns:w14="http://schemas.microsoft.com/office/word/2010/wordml" xmlns:w15="http://schemas.microsoft.com/office/word/2012/wordml" xmlns:w16cex="http://schemas.microsoft.com/office/word/2018/wordml/cex" xmlns:w16cid="http://schemas.microsoft.com/office/word/2016/wordml/cid" xmlns:w16="http://schemas.microsoft.com/office/word/2018/wordml" xmlns:w16sdtdh="http://schemas.microsoft.com/office/word/2020/wordml/sdtdatahash" xmlns:w16se="http://schemas.microsoft.com/office/word/2015/wordml/symex" xmlns:wpg="http://schemas.microsoft.com/office/word/2010/wordprocessingGroup" xmlns:wpi="http://schemas.microsoft.com/office/word/2010/wordprocessingInk" xmlns:wne="http://schemas.microsoft.com/office/word/2006/wordml" xmlns:wps="http://schemas.microsoft.com/office/word/2010/wordprocessingShape" mc:Ignorable="w14 w15 w16se w16cid w16 w16cex w16sdtdh wp14">
+  <w15:person w15:author="51964">
+    <w15:presenceInfo w15:providerId="None" w15:userId="51964"/>
+  </w15:person>
+</w15:people>
 </file>
 
 <file path=word/styles.xml><?xml version="1.0" encoding="utf-8"?>
@@ -7955,6 +7973,99 @@
       <w:szCs w:val="20"/>
     </w:rPr>
   </w:style>
+  <w:style w:type="character" w:styleId="Refdecomentario">
+    <w:name w:val="annotation reference"/>
+    <w:basedOn w:val="Fuentedeprrafopredeter"/>
+    <w:uiPriority w:val="99"/>
+    <w:semiHidden/>
+    <w:unhideWhenUsed/>
+    <w:rsid w:val="002126EC"/>
+    <w:rPr>
+      <w:sz w:val="16"/>
+      <w:szCs w:val="16"/>
+    </w:rPr>
+  </w:style>
+  <w:style w:type="paragraph" w:styleId="Textocomentario">
+    <w:name w:val="annotation text"/>
+    <w:basedOn w:val="Normal"/>
+    <w:link w:val="TextocomentarioCar"/>
+    <w:uiPriority w:val="99"/>
+    <w:unhideWhenUsed/>
+    <w:rsid w:val="002126EC"/>
+    <w:pPr>
+      <w:spacing w:line="240" w:lineRule="auto"/>
+    </w:pPr>
+    <w:rPr>
+      <w:sz w:val="20"/>
+      <w:szCs w:val="20"/>
+    </w:rPr>
+  </w:style>
+  <w:style w:type="character" w:customStyle="1" w:styleId="TextocomentarioCar">
+    <w:name w:val="Texto comentario Car"/>
+    <w:basedOn w:val="Fuentedeprrafopredeter"/>
+    <w:link w:val="Textocomentario"/>
+    <w:uiPriority w:val="99"/>
+    <w:rsid w:val="002126EC"/>
+    <w:rPr>
+      <w:rFonts w:ascii="Times New Roman" w:hAnsi="Times New Roman" w:cs="Times New Roman"/>
+      <w:sz w:val="20"/>
+      <w:szCs w:val="20"/>
+      <w:lang w:val="en-US"/>
+    </w:rPr>
+  </w:style>
+  <w:style w:type="paragraph" w:styleId="Asuntodelcomentario">
+    <w:name w:val="annotation subject"/>
+    <w:basedOn w:val="Textocomentario"/>
+    <w:next w:val="Textocomentario"/>
+    <w:link w:val="AsuntodelcomentarioCar"/>
+    <w:uiPriority w:val="99"/>
+    <w:semiHidden/>
+    <w:unhideWhenUsed/>
+    <w:rsid w:val="002126EC"/>
+    <w:rPr>
+      <w:b/>
+      <w:bCs/>
+    </w:rPr>
+  </w:style>
+  <w:style w:type="character" w:customStyle="1" w:styleId="AsuntodelcomentarioCar">
+    <w:name w:val="Asunto del comentario Car"/>
+    <w:basedOn w:val="TextocomentarioCar"/>
+    <w:link w:val="Asuntodelcomentario"/>
+    <w:uiPriority w:val="99"/>
+    <w:semiHidden/>
+    <w:rsid w:val="002126EC"/>
+    <w:rPr>
+      <w:rFonts w:ascii="Times New Roman" w:hAnsi="Times New Roman" w:cs="Times New Roman"/>
+      <w:b/>
+      <w:bCs/>
+      <w:sz w:val="20"/>
+      <w:szCs w:val="20"/>
+      <w:lang w:val="en-US"/>
+    </w:rPr>
+  </w:style>
+  <w:style w:type="character" w:styleId="Hipervnculo">
+    <w:name w:val="Hyperlink"/>
+    <w:basedOn w:val="Fuentedeprrafopredeter"/>
+    <w:uiPriority w:val="99"/>
+    <w:unhideWhenUsed/>
+    <w:rsid w:val="002126EC"/>
+    <w:rPr>
+      <w:color w:val="0563C1" w:themeColor="hyperlink"/>
+      <w:u w:val="single"/>
+    </w:rPr>
+  </w:style>
+  <w:style w:type="character" w:styleId="Mencinsinresolver">
+    <w:name w:val="Unresolved Mention"/>
+    <w:basedOn w:val="Fuentedeprrafopredeter"/>
+    <w:uiPriority w:val="99"/>
+    <w:semiHidden/>
+    <w:unhideWhenUsed/>
+    <w:rsid w:val="002126EC"/>
+    <w:rPr>
+      <w:color w:val="605E5C"/>
+      <w:shd w:val="clear" w:color="auto" w:fill="E1DFDD"/>
+    </w:rPr>
+  </w:style>
 </w:styles>
 </file>
 
